--- a/webscrape/CISCO/Cisco Systems, Inc., UBS Group AG - Special Call.docx
+++ b/webscrape/CISCO/Cisco Systems, Inc., UBS Group AG - Special Call.docx
@@ -15,7 +15,7 @@
         <w:spacing w:before="40"/>
       </w:pPr>
       <w:r>
-        <w:t>Published on 03/10/2022</w:t>
+        <w:t>Published on 12/17/2018</w:t>
         <w:br/>
         <w:t xml:space="preserve">                    at 11:00 am EST</w:t>
       </w:r>
@@ -28,7 +28,34 @@
         <w:rPr>
           <w:b/>
         </w:rPr>
-        <w:t>David Vogt</w:t>
+        <w:t>Operator</w:t>
+      </w:r>
+    </w:p>
+    <w:p>
+      <w:pPr>
+        <w:spacing w:before="40"/>
+      </w:pPr>
+      <w:r>
+        <w:t>Ladies and gentlemen, thank you for standing by. Welcome to the UBS Cisco investor call on ESG. [Operator Instructions] As a reminder, this conference is being recorded today, Monday, December 17, 2018.</w:t>
+      </w:r>
+    </w:p>
+    <w:p>
+      <w:pPr>
+        <w:spacing w:before="40"/>
+      </w:pPr>
+      <w:r>
+        <w:t>I would now like to turn the conference over to Mr. John Roy, UBS Hardware and Networking Analyst. Please go ahead, sir.</w:t>
+      </w:r>
+    </w:p>
+    <w:p>
+      <w:pPr>
+        <w:spacing w:before="240"/>
+      </w:pPr>
+      <w:r>
+        <w:rPr>
+          <w:b/>
+        </w:rPr>
+        <w:t>John Roy</w:t>
       </w:r>
       <w:r>
         <w:t xml:space="preserve">   </w:t>
@@ -46,7 +73,7 @@
         <w:spacing w:before="40"/>
       </w:pPr>
       <w:r>
-        <w:t>Good morning, everyone, and thank you for waiting patiently. We're here at UBS today to host Cisco and have an ESG discussion about their future priorities and their viewpoints regarding this incredibly topical investment consideration right now in the marketplace.</w:t>
+        <w:t>Thank you, operator, and welcome everyone to the UBS call with Cisco on ESG. I'm glad to be joined today by my colleagues from London, who are ESG experts, Julie Hudson and Vicki Kalb. Together, we'll be talking to Kathy Mulvany, who's the Vice President of Corporate Affairs and Head of Cisco's Global ESG Sustainability Effort; and Darrel Stickler, who's the Global Environmental Sustainability Lead at Cisco. So quickly, we'll have an introductory presentation by Cisco and the slides are available on their website. And then we'll have a short fireside chat followed up by Q&amp;A. In addition to calling in when we have the Q&amp;A, if you want to ask questions via e-mail, you can send it to john.roy@ubs.com.</w:t>
       </w:r>
     </w:p>
     <w:p>
@@ -54,39 +81,7 @@
         <w:spacing w:before="40"/>
       </w:pPr>
       <w:r>
-        <w:t>My name is David Vogt, and I'm the UBS networking analyst here. I'm joined by my colleagues, Julie Hudson, our Global Head of ESG Research; and Shneur Gershuni, Head of ESG Research in the Americas.</w:t>
-      </w:r>
-    </w:p>
-    <w:p>
-      <w:pPr>
-        <w:spacing w:before="40"/>
-      </w:pPr>
-      <w:r>
-        <w:t>I know I speak for my colleagues when I say we're excited to have with us today from Cisco, Mary de Wysocki, VP of Corporate Social Responsibility and Sustainability. Mary has over 15 years of experience, helping lead various ESG initiatives at Cisco, and she'll provide a great overview of Cisco's initiatives in this arena.</w:t>
-      </w:r>
-    </w:p>
-    <w:p>
-      <w:pPr>
-        <w:spacing w:before="40"/>
-      </w:pPr>
-      <w:r>
-        <w:t>However, before we get started, I'm required to make certain disclosures. As a research analyst, I'm required to provide certain disclosures relating to the nature of my own relationship and that of UBS with any company on which I or anyone expresses a view on this call today. These disclosures are available at www.ubs.com/disclosures. Or alternatively, please reach out to me, and I can provide them to you after the call.</w:t>
-      </w:r>
-    </w:p>
-    <w:p>
-      <w:pPr>
-        <w:spacing w:before="40"/>
-      </w:pPr>
-      <w:r>
-        <w:t>Lastly, to set the agenda, I'm going to turn it over to Emily Hunt from Cisco to cover some housekeeping issues on their end. Mary then will provide an overview of Cisco's ESG efforts, followed by a fireside chat with the UBS team. Please submit any questions you may have to me by e-mail at  david.vogt@ubs.com, and we will do our best to incorporate as many questions as possible in the time allotted today.</w:t>
-      </w:r>
-    </w:p>
-    <w:p>
-      <w:pPr>
-        <w:spacing w:before="40"/>
-      </w:pPr>
-      <w:r>
-        <w:t>So at this time, I would like to turn it over to Emily Hunt from Cisco to cover the forward-looking statements. Emily?</w:t>
+        <w:t>So with that, let me hand it over to Emily Hunt for some opening remarks. Emily?</w:t>
       </w:r>
     </w:p>
     <w:p>
@@ -115,7 +110,7 @@
         <w:spacing w:before="40"/>
       </w:pPr>
       <w:r>
-        <w:t>Thanks, David. Please note, we will be making forward-looking statements, which are subject to the risks and uncertainties, which are outlined in our SEC filings, which can be found on Cisco's Investor Relations website at investor.cisco.com. Actual results or outcomes may differ from those forward-looking statements. No new material information will be discussed during this webinar.</w:t>
+        <w:t>Thank you, John. I'd like to remind the audience that today's call relates to Cisco's corporate social responsibility and follows the publication last week of our CSR report for FY '18. No new financial information regarding Cisco's overall performance is intended or implied. We may make forward-looking statements, which are subject to risks and uncertainties outlined in detail in our documents filed with the SEC, including our most recent filings of Form 10-K and 10-Q, and the actual results may differ from statements made today.</w:t>
       </w:r>
     </w:p>
     <w:p>
@@ -123,7 +118,7 @@
         <w:spacing w:before="40"/>
       </w:pPr>
       <w:r>
-        <w:t>With that, I'd like to hand it over to Mary.</w:t>
+        <w:t>With that said, I'll now hand back to you, John.</w:t>
       </w:r>
     </w:p>
     <w:p>
@@ -134,90 +129,7 @@
         <w:rPr>
           <w:b/>
         </w:rPr>
-        <w:t>Mary de Wysocki</w:t>
-      </w:r>
-    </w:p>
-    <w:p>
-      <w:pPr>
-        <w:spacing w:before="40"/>
-      </w:pPr>
-      <w:r>
-        <w:t>Thank you, Emily. I know the situation in Ukraine is weighing on everyone's mind, so I just want to acknowledge it before we get started. Cisco formally and unequivocally condemn the unjustified war being waged by Russia and the violence that has been unleashed upon innocent civilians. We are doing all we can on multiple levels to support those affected in accordance with our values. You can read about these actions on our corporate website, and they are a reflection of what we say when it comes to ESG topics. And that is really what I want to discuss with you today.</w:t>
-      </w:r>
-    </w:p>
-    <w:p>
-      <w:pPr>
-        <w:spacing w:before="40"/>
-      </w:pPr>
-      <w:r>
-        <w:t>Coming to that topic, I wanted to share a quick overview of how we look at ESG topics in the context of our purpose, which is to power an inclusive future for all. What you see here is where we focus. When Cisco talks about power, we're referring to the potential of our technology to transform lives. Digital technologies can change the way the world is in so many different and very positive ways, but they also introduce risks, including breaches of sensitive data and mistreatment of workers who assemble hardware products. We include safeguards to ensure data privacy and security. And we engage with our suppliers to promote safe and healthy working conditions in alignment with globally recognized human rights principles.</w:t>
-      </w:r>
-    </w:p>
-    <w:p>
-      <w:pPr>
-        <w:spacing w:before="40"/>
-      </w:pPr>
-      <w:r>
-        <w:t>And because we want everyone to enjoy the benefits of digitization, we work closely with customers and government partners to expand internet access worldwide. Inclusive means that we want to act boldly and deliberately to accelerate fairness, inclusion and equitable access to opportunities, both inside and outside Cisco. For employees, this means respecting one another's identities in the various roles we play inside and outside of work, empowering people to chart their own career journeys and caring about employee well-being.</w:t>
-      </w:r>
-    </w:p>
-    <w:p>
-      <w:pPr>
-        <w:spacing w:before="40"/>
-      </w:pPr>
-      <w:r>
-        <w:t>For our communities, this means helping underserved and vulnerable people to thrive by providing early-stage grants to nonprofits, meeting critical human needs through our crisis response program, and giving people the skills and resources to succeed in our digital economy through Networking Academy, our program, which is license-free to learning institutions worldwide.</w:t>
-      </w:r>
-    </w:p>
-    <w:p>
-      <w:pPr>
-        <w:spacing w:before="40"/>
-      </w:pPr>
-      <w:r>
-        <w:t>And finally, future. It's how we protect the Earth's resources and ensuring a livable planet not just today, but for generations to come. This includes everything from our efforts to reduce our greenhouse gas emissions to net zero by 2040, to how we're adapting business models to reduce the resources we consume and the waste we generate through our circular economy model. We report our progress, accomplishments and challenges in all these areas in our annual purpose report and our ESG reporting hub. These resources are accessible to the public at cisco.com/go/esg-hub. I encourage you all to explore that site.</w:t>
-      </w:r>
-    </w:p>
-    <w:p>
-      <w:pPr>
-        <w:spacing w:before="40"/>
-      </w:pPr>
-      <w:r>
-        <w:t>I'd like to just take a few moments to share a number of highlights from our most recent purpose report published last December for fiscal year 2021. I note that we reached 2 major environmental goals in FY '21 1 year ahead of schedule. We achieved 60% reduction in Scope 1 and 2 in our greenhouse gas emissions compared to our fiscal year 2007 baseline. To achieve this goal, we invested $45 million between fiscal year '18 and fiscal '22 to implement hundreds of energy efficiency and renewable energy projects. Also, in FY '21, we reached our goal of having 85% of our global electricity coming from renewable sources. Investment in renewable energy over the past 15 years has really helped us drive down our Scope 1 and 2 emissions. Continuing our investment in both these areas will help us reach our goal of net zero emissions across global Scope 1, 2 and 3 by 2040.</w:t>
-      </w:r>
-    </w:p>
-    <w:p>
-      <w:pPr>
-        <w:spacing w:before="40"/>
-      </w:pPr>
-      <w:r>
-        <w:t>I'd also note that in FY '21, we reached 3 million Networking Academy students. That means we've reached 15 million students since the inception. Networking Academy teaches IT skills like networking, cybersecurity, IoT and programming. We offer the curriculum and learning tools free of charge to learning institutions worldwide. We achieved this highest number of annual participants in the Network Academy in the history of the program. We also introduced Skills For All, a free mobile-first platform for learning technology skills. 2.9 million students who have completed our [ third rated ] courses since 2005 say Networking Academy has helped them obtain a job.</w:t>
-      </w:r>
-    </w:p>
-    <w:p>
-      <w:pPr>
-        <w:spacing w:before="40"/>
-      </w:pPr>
-      <w:r>
-        <w:t>Finally, I'll just note on the upper right, you see our progress towards our goal, which we set in 2016 to positively impact 1 billion people by 2025 through our social impact grants and signature programs. We have positively impacted 716 million people between FY '16 and FY '21, and have received external limited assurance of this number. It's just one example of the rigor and transparency we bring to reporting our progress on ES&amp;G topics.</w:t>
-      </w:r>
-    </w:p>
-    <w:p>
-      <w:pPr>
-        <w:spacing w:before="40"/>
-      </w:pPr>
-      <w:r>
-        <w:t>Let me hand it back to the UBS team.</w:t>
-      </w:r>
-    </w:p>
-    <w:p>
-      <w:pPr>
-        <w:spacing w:before="240"/>
-      </w:pPr>
-      <w:r>
-        <w:rPr>
-          <w:b/>
-        </w:rPr>
-        <w:t>David Vogt</w:t>
+        <w:t>John Roy</w:t>
       </w:r>
       <w:r>
         <w:t xml:space="preserve">   </w:t>
@@ -235,7 +147,23 @@
         <w:spacing w:before="40"/>
       </w:pPr>
       <w:r>
-        <w:t>Great. Thanks, Mary. That's been an incredibly helpful overview. Before we jump into the specifics, given that we have a cross-section of investors on this call, we thought it would make sense to start, maybe, at a high level.</w:t>
+        <w:t>Great. Thanks, Emily. So I wanted to introduce you to our 2 main speakers today. So Kathy is the Vice President, as we said, of Cisco Corporate Affairs. Now she really helps steward Cisco's corporate social responsibility vision of accelerating the global problem of solving, positively impact society and the planet in a connected world to lead Cisco's ESG integration strategy; reporting and stakeholder engagement, including partnering with Cisco's business leaders to set environmental, social and governance goals; as well provide feedback, guidance and support on emerging ESG risks and opportunities.</w:t>
+      </w:r>
+    </w:p>
+    <w:p>
+      <w:pPr>
+        <w:spacing w:before="40"/>
+      </w:pPr>
+      <w:r>
+        <w:t>Now Darrel has more than 20 years' experience in engineering, manufacturing and enterprise software and joint merchant development in diverse fields of commercial, nuclear power, semiconductor wafer fabrication, personal computers, electronics and at Cisco networking solutions. Now Darrel coordinates Cisco's environmental strategy and initiatives across Cisco's operations, extended operations, products and the solution Cisco offers to its customers.</w:t>
+      </w:r>
+    </w:p>
+    <w:p>
+      <w:pPr>
+        <w:spacing w:before="40"/>
+      </w:pPr>
+      <w:r>
+        <w:t>So Kathy and Darrel, thanks so much for joining us today and over to you.</w:t>
       </w:r>
     </w:p>
     <w:p>
@@ -246,7 +174,276 @@
         <w:rPr>
           <w:b/>
         </w:rPr>
-        <w:t>David Vogt</w:t>
+        <w:t>Kathy Mulvany</w:t>
+      </w:r>
+      <w:r>
+        <w:t xml:space="preserve">   </w:t>
+      </w:r>
+      <w:r>
+        <w:rPr>
+          <w:i/>
+          <w:sz w:val="18"/>
+        </w:rPr>
+        <w:t>Former Head of Global ESG Sustainability Effort &amp; VP of Corporate Affairs</w:t>
+      </w:r>
+    </w:p>
+    <w:p>
+      <w:pPr>
+        <w:spacing w:before="40"/>
+      </w:pPr>
+      <w:r>
+        <w:t>Thank you, John. Good morning, everybody. It's a pleasure to be here today to talk to you about Cisco's corporate social responsibility and sustainability efforts and in terms of some of our key highlights and impacts in FY '18. The theme of this year's report is bridge to possible, and this is really about how our connections and network connections around the world really make the impossible possible, not only for Cisco's employees, our customers, our partners and communities around the world. And I'm going to go through a quick overview presentation and then we'll break to Q&amp;A. What I wanted to do is make sure that you're following along on the slides that are on investor.cisco.com.</w:t>
+      </w:r>
+    </w:p>
+    <w:p>
+      <w:pPr>
+        <w:spacing w:before="40"/>
+      </w:pPr>
+      <w:r>
+        <w:t>So moving on to Slide 3 of the presentation. I want to share with you again how do we build bridges for our world, and we do that, as John mentioned, by accelerating global problem-solving through our technology and expertise, to positively impact people, society and the planet. Some of the things that's really important here is in terms of, often people refer to things as ES&amp;G, and we frame it as people, society and planet, but those are all interchangeable terminology that we use as part of this presentation. And for us, it's critically important in terms of empowering our people and our teams to thrive in a digital workforce. What is a slight shift from last year is that people now is purely focused on all things, Cisco employees; and society is all of things outward facing and society more generally. So for example, our building skills and entrepreneurship last year fit under our people pillar, and now it fits under our society pillar.</w:t>
+      </w:r>
+    </w:p>
+    <w:p>
+      <w:pPr>
+        <w:spacing w:before="40"/>
+      </w:pPr>
+      <w:r>
+        <w:t>From a societal perspective, it's really about scaling inclusive social and economic impact in countries around the world, and we do that through both our operations, our extended operations and communities more broadly. And then lastly, under our planet, it's really about how do we advance environmentally sustainable growth in a digital world and that includes in terms of how are we leveraging resources in a responsible fashion as well as how are we minimizing our impact on the environment by reducing greenhouse gas emissions and how we're helping to leverage our technologies to help our customers and partners also have more sustainable business outcomes.</w:t>
+      </w:r>
+    </w:p>
+    <w:p>
+      <w:pPr>
+        <w:spacing w:before="40"/>
+      </w:pPr>
+      <w:r>
+        <w:t>What I want to do next is I want to share with you on Slide 4 what our key priority areas are within people, society and planet. And this list of priorities is created based on our ESG materiality assessment that we do each year. Every other year, we do a deep ESG materiality assessment, engaging both internal and external stakeholders and then really understanding the insights, what are emerging risks and opportunities and what are those issues that are both most relevant to Cisco's business and where we believe we could have the greatest impact on both society and the environment as well as our employees.</w:t>
+      </w:r>
+    </w:p>
+    <w:p>
+      <w:pPr>
+        <w:spacing w:before="40"/>
+      </w:pPr>
+      <w:r>
+        <w:t>In terms of those 3 areas of focus, we have people, society and planet. Under people, the 3 key priorities for us in FY '18 and beyond are attracting, keeping and sharing great talent. Again, at the core of our success as an organization is our people, and they are helping to drive innovations that are important to our customers and our partners worldwide. Inclusion and collaboration is another key area of focus and that includes in terms of creating full spectrum diversity both in terms of gender, ethnicity, background, age, et cetera to ensure that our workforce represents the diversity of our customers and partners worldwide. And then third is employee community impact. We believe that our employees want to work for a company that has a higher purpose that understands the importance of addressing global problems and their local communities. And so we provide numerous opportunities for our employees to follow their passion and to engage at the community level in terms of addressing global problems, whether that be hunger, poverty, climate change, economic empowerment, job creation, girls and women, STEM education, et cetera.</w:t>
+      </w:r>
+    </w:p>
+    <w:p>
+      <w:pPr>
+        <w:spacing w:before="40"/>
+      </w:pPr>
+      <w:r>
+        <w:t>From a societal perspective, we have 4 key priority issue areas. First, building skills and entrepreneurship. Building skills and entrepreneurship is critical to Cisco's business. For us, it's about how do we create that talent pipeline to establish the workforce of the future. With the rapid change in technology, it's critically important that we have people available to us that have the skills and knowledge and expertise to help drive innovations across Cisco and for our customers and partners in future. So we have a very, very strong focus on building skills and entrepreneurship and ultimately helping to drive that talent. To Cisco, our customers are partners and communities worldwide.</w:t>
+      </w:r>
+    </w:p>
+    <w:p>
+      <w:pPr>
+        <w:spacing w:before="40"/>
+      </w:pPr>
+      <w:r>
+        <w:t>Next is strategic social investments. What we mean here is how are we helping to drive solutions, innovative IP-based solutions for our communities around the world? And we do that in partnership with nonprofit organizations. How are we helping to leverage both cash and technology grants to ensure that we're helping them to accelerate their own global problem-solving across the areas of critical human needs, disaster response, education opportunity and economic empowerment?</w:t>
+      </w:r>
+    </w:p>
+    <w:p>
+      <w:pPr>
+        <w:spacing w:before="40"/>
+      </w:pPr>
+      <w:r>
+        <w:t>Third is human rights. Within human rights, we think about ethical conduct, data security and privacy as well as digital rights, critically important in terms of both our workforce, our extended workforce, communities worldwide in terms of the technologies and solutions that we sell.</w:t>
+      </w:r>
+    </w:p>
+    <w:p>
+      <w:pPr>
+        <w:spacing w:before="40"/>
+      </w:pPr>
+      <w:r>
+        <w:t>And fourth is responsible sourcing and manufacturing. As you know, Cisco outsources all of its manufacturing. We have a global extended supplier base around the world, and we are very focused on ensuring that they follow the same ethical standards as Cisco and that we're ensuring responsible sourcing for the components and products of our -- that go into our products as well as in terms of manufacturing and how are we leveraging technology, how are we helping to encourage our suppliers to not only respect human rights, but also to drive environmental impact to share their challenges, so that we can also create capacity building across our global supply chain and help them to continue to succeed in the digital environment.</w:t>
+      </w:r>
+    </w:p>
+    <w:p>
+      <w:pPr>
+        <w:spacing w:before="40"/>
+      </w:pPr>
+      <w:r>
+        <w:t>And then the third area of focus is planet. Here, we have 2 key priority areas for Cisco. Those are energy and greenhouse gas emissions. So this is really about how are we helping to minimize our impact on the environment by reducing greenhouse gas emissions and how are we helping to also increase our use of renewable energy sources, also how are we helping to ensure that our technologies are helping our customers and partners to reduce their greenhouse gas emissions.</w:t>
+      </w:r>
+    </w:p>
+    <w:p>
+      <w:pPr>
+        <w:spacing w:before="40"/>
+      </w:pPr>
+      <w:r>
+        <w:t>And secondly is around material use and waste. And just as a note of clarification, last year, we had referred to this priority as circular economy, but after further discussion, we realized that, that was more of a programmatic focus, and we wanted to ensure we're really zeroing in on the issue and that being material use and waste. How are we being as efficient and effective in our use of raw materials and how are we also managing our waste, both in terms of our product end of life, the opportunity to bring more and more of our product back from our customers to be able to refurb, reuse and potentially resell those products and technologies. And Darrel will talk more about both of those issues.</w:t>
+      </w:r>
+    </w:p>
+    <w:p>
+      <w:pPr>
+        <w:spacing w:before="40"/>
+      </w:pPr>
+      <w:r>
+        <w:t>What's also important is you'll note that in this year's CSR report as in all years with the CSR report, these are our key priority areas. And by that, I mean, this is where we put our greatest investment and resource focus. However, in the detailed section of our report, there are numerous other topic areas that for stakeholder purposes we need to do our due diligence and address. And so you will see those as well addressed in the CSR report, but we want it today to focus on those issues that are most material to our business and where we believe we have the greatest impact.</w:t>
+      </w:r>
+    </w:p>
+    <w:p>
+      <w:pPr>
+        <w:spacing w:before="40"/>
+      </w:pPr>
+      <w:r>
+        <w:t>And what I would also say is again these priority issues are based on feedback from internal and external stakeholders, from employee surveys, from customer engagement, from investor inquiries, from industry benchmarking and other listening channels. And again, we will look at these on a yearly basis. We do a deep dive every 2 years. This year was a lighter touch where we did an internal stakeholder engagement to review our priority areas and make adjustments as appropriate.</w:t>
+      </w:r>
+    </w:p>
+    <w:p>
+      <w:pPr>
+        <w:spacing w:before="40"/>
+      </w:pPr>
+      <w:r>
+        <w:t>Moving on to Slide 5. This is really how we are integrating CSR into our business strategy. We believe that CSR and sustainability is tightly integrated with our business strategy, and how are we doing that, how are we engaging our business functions to ensure that they understand the risks and opportunities of our key priority areas. So what -- the way that we look at it is corporate affairs is the organization that helps to drive awareness and understanding of our key priority issues and help our business functions to embed this into their daily business processes. That all starts with CSR Reporting. That includes both the Annual CSR report as well as key stakeholder engagements that we have throughout the year, whether that be the Carbon Disclosure Project, the Dow Jones Sustainability Index or other key surveys and stakeholder inquiries from customers and partners around the world. And all of that then helps us understand where we're, what goals we've set, what progress we're making.</w:t>
+      </w:r>
+    </w:p>
+    <w:p>
+      <w:pPr>
+        <w:spacing w:before="40"/>
+      </w:pPr>
+      <w:r>
+        <w:t>Secondly, we move on to stakeholder engagement and analysis. I've spoken already about that in terms of our materiality assessment, how we look across ES&amp;G in terms of what is most material to Cisco's business. And we do a great deal of benchmarking, how are we doing in terms of our peers and competitors as well as leading companies out in the world who are leading the effort around ES&amp;G and what we learn from those companies.</w:t>
+      </w:r>
+    </w:p>
+    <w:p>
+      <w:pPr>
+        <w:spacing w:before="40"/>
+      </w:pPr>
+      <w:r>
+        <w:t>Third, we look at stakeholder feedback to the business. We take all of this feedback, and we then work closely with the business functions to help them understand what do we see as emerging risks as well as key opportunities for Cisco, and we make sure that we're feeding that back at the individual level, at the business leader level as well as when appropriate at the board and/or board committee level for Cisco. As an example, on talent building -- tracking, keeping talent, talent is a key issue for Cisco, and we share our progress, risks and opportunities with the compensation committee on a quarterly basis as well as the full board. That also includes our inclusion collaboration. Another example would be digital skills and entrepreneurship as well as our community impact and employee engagement programs. We share that with the Finance Committee once a year in terms of where we are, what are the goals we've set and how are we progressing. And another example would be data security and privacy, where the trust organization does report out to the Audit Committee and the full board on a quarterly basis.</w:t>
+      </w:r>
+    </w:p>
+    <w:p>
+      <w:pPr>
+        <w:spacing w:before="40"/>
+      </w:pPr>
+      <w:r>
+        <w:t>Then we look and work very closely with our business functions to help them prioritize, set goals and establish initiatives to be able to address our priority issues. They then implement programs to drive those programs forward and measure their performance. That information is then built into our next cycle of reporting.</w:t>
+      </w:r>
+    </w:p>
+    <w:p>
+      <w:pPr>
+        <w:spacing w:before="40"/>
+      </w:pPr>
+      <w:r>
+        <w:t>And what's also important as we move on to Slide 6 is, for us, it's also about how are we establishing long-term goals on which we can measure ourselves. In the past, we had set primarily annual goals and what we realized over time is that these are very complex issues that require a multiyear effort to really move the needle. And so most of our goals today are 5 years, if not 10 years, in length, because again we realize that this requires key public-private partnerships, cross-functional alignment and engagement and investment over a multiyear period.</w:t>
+      </w:r>
+    </w:p>
+    <w:p>
+      <w:pPr>
+        <w:spacing w:before="40"/>
+      </w:pPr>
+      <w:r>
+        <w:t>What we want to share here in this slide, it's a bit of Ichart, so I apologize. This gives you at the highest level a sense of our key goals that we have set in each of our 3 focus areas: people, society and planet.</w:t>
+      </w:r>
+    </w:p>
+    <w:p>
+      <w:pPr>
+        <w:spacing w:before="40"/>
+      </w:pPr>
+      <w:r>
+        <w:t>On the people side of the house, our primary goal is around employee engagement in terms of how are we encouraging our employees to engage in their local communities, both through donating their time as well as their money. Employee engagement in FY '18 reached 46%. We would like to see that grow significantly more over the next 2 years as our goal is to reach 80% by 2020.</w:t>
+      </w:r>
+    </w:p>
+    <w:p>
+      <w:pPr>
+        <w:spacing w:before="40"/>
+      </w:pPr>
+      <w:r>
+        <w:t>In the society area, we're -- we have 2 main goals. Our big audacious goal is -- was set back in 2016, and our objective is to reach 1 billion people by 2020 -- I'm sorry, by 2025. This was a 10-year goal. And we're well on our way to reaching that goal in the first 3 years. These numbers are cumulative. And as of the end of FY '18, we've reached 445 million people around the world through engagement with nonprofit partners and social enterprises who are helping to address things like critical human needs, disaster response, education and economic empowerment. And part of that billion-dollar goal is also our flagship social investment program, which is Network Academy. And at the end of FY '18, we're reaching almost 1.9 million students in 180 countries around the world, with a goal of reaching a run rate of 2 million students annually by 2020.</w:t>
+      </w:r>
+    </w:p>
+    <w:p>
+      <w:pPr>
+        <w:spacing w:before="40"/>
+      </w:pPr>
+      <w:r>
+        <w:t>And then lastly, in the planet section, we have several goals under the environment. There are actually 2 new goals that are announced in this year's report. The existing goals are a continuation of actually 10 years of work around greenhouse gas emissions and renewable energy, and we continue with our greenhouse gas goal of reducing Scope 1 and 2 greenhouse gas emissions by 60% absolute by 2020 off a '07 baseline. And as of FY '18, we were at 45% reduction in Scope 1 and 2 greenhouse gas emissions.</w:t>
+      </w:r>
+    </w:p>
+    <w:p>
+      <w:pPr>
+        <w:spacing w:before="40"/>
+      </w:pPr>
+      <w:r>
+        <w:t>Secondly, we have a goal of renewable sources and how are we increasing access to renewable energy sources and use of renewable energy sources in our business operations. We have a goal of reaching 85% by the end of FY '22. And as of the end of FY '18, we're at 82%. Darrel will talk more about both of these.</w:t>
+      </w:r>
+    </w:p>
+    <w:p>
+      <w:pPr>
+        <w:spacing w:before="40"/>
+      </w:pPr>
+      <w:r>
+        <w:t>We also have a supply chain goal in our -- reducing greenhouse gas emissions, primarily around mode shift from sea -- from air to sea as well as other initiatives to drive that. And what we found is that, again, what we're doing is, we're leading by example in our own business operations and then increasing our global suppliers to look at greenhouse gas emissions, report against their progress, et cetera.</w:t>
+      </w:r>
+    </w:p>
+    <w:p>
+      <w:pPr>
+        <w:spacing w:before="40"/>
+      </w:pPr>
+      <w:r>
+        <w:t>Two new goals that we have established and are announced in this year's report are a product energy efficiency goal. And we think this is critical given that all of the products that we sell plug into the wall, and we have a goal to improve large rack-mounted equipment system power efficiency from 77% to 87% by 2022. And Darrel will talk in more detail about that.</w:t>
+      </w:r>
+    </w:p>
+    <w:p>
+      <w:pPr>
+        <w:spacing w:before="40"/>
+      </w:pPr>
+      <w:r>
+        <w:t>And then a new goal that has also just been announced, which is to -- with this huge focus around plastics, we have just made a commitment to decrease our use of virgin plastics in our products by 20% by 2025. So that gives you an understanding of our large-scale, long-term goals that we're setting, and we think it's critically important to set long-term goals, to stick to those and to drive our performance around those on an annual basis.</w:t>
+      </w:r>
+    </w:p>
+    <w:p>
+      <w:pPr>
+        <w:spacing w:before="40"/>
+      </w:pPr>
+      <w:r>
+        <w:t>Moving on to Slide 7. This is in some cases a recap of the goals and the efforts that I just walked through. It provides a bit more information and this is right out of the CSR report that shares some of the key initiatives that were a focus for us in FY '18. It includes both our commitment at the World Economic Forum in January to drive toward 100% product return over time. It's also our focus on homelessness. We think this is a critical issue in terms of how the technology boom had some unintended consequences, especially here in Silicon Valley. We think it's critically important for Cisco to step up as a global corporate citizen to help address the problems that technology and our success in the technology sector has had in some communities, and homelessness is one of these issues. And so we've been very committed to this. Chuck has been very vocal about our commitment to try and address homelessness in Santa Clara Valley and communities worldwide.</w:t>
+      </w:r>
+    </w:p>
+    <w:p>
+      <w:pPr>
+        <w:spacing w:before="40"/>
+      </w:pPr>
+      <w:r>
+        <w:t>And then what we're also proud of is the recognition that we've received both Barron’s in terms of being listed as the #1 Most Sustainable Corporation in The United States as well as the Gartner Supply Chain Top 25. We're very pleased that we've actually moved up a slot, from #4 last year to #3 this year.</w:t>
+      </w:r>
+    </w:p>
+    <w:p>
+      <w:pPr>
+        <w:spacing w:before="40"/>
+      </w:pPr>
+      <w:r>
+        <w:t>Again, I've talked about our greenhouse gas reductions and inclusion and diversity where we're very focused on how are we improving full-spectrum diversity. We're very pleased with the programs that we've put in place in FY '18 and how we've increased our hiring of females within the Cisco workforce.</w:t>
+      </w:r>
+    </w:p>
+    <w:p>
+      <w:pPr>
+        <w:spacing w:before="40"/>
+      </w:pPr>
+      <w:r>
+        <w:t>So that gives you at the highest level some of our -- some of the key initiatives that we drove in FY '18. And what I think is most important too is to remember that the CSR Report is the best source of information around environmental, social and governance-related topics. And the report is focused in 2 key areas. The front portion of the report is considered our story, where at the highest level, we lay out what is our strategy around CSR sustainability, what are some of our key initiatives related to those key priority areas. And then for those people that are evaluating our performance that really want to dive much more deeply into the data and the metrics and our progress, the detailed section of the report really lays out our performance against not only our priority issue areas, but, as I mentioned earlier, those topics that are of interest to key stakeholders and that require our due diligence whether that be water, biodiversity, in -- effluent, et cetera. There's a number of areas that we do report on in the detailed section. But again, our key focus, our key resources and all of our executive sponsorship is really focused around our key priority issues area. But I do encourage you to check out the CSR report. Again, if you're more of a snacker, I would say, look at the story. If you really want to roll up your sleeves and get more information, the detailed section should be able to be a broad-spectrum view of all things CSR and sustainability at Cisco. One other thing I'll point out is that this year, we've also created a new interactive tool. So for those people that want a more interactive approach to our report, there is that opportunity, but you can also download the report, either the story, the full report or the detailed section.</w:t>
+      </w:r>
+    </w:p>
+    <w:p>
+      <w:pPr>
+        <w:spacing w:before="40"/>
+      </w:pPr>
+      <w:r>
+        <w:t>So with that, I'll stop.</w:t>
+      </w:r>
+    </w:p>
+    <w:p>
+      <w:pPr>
+        <w:spacing w:before="240"/>
+      </w:pPr>
+      <w:r>
+        <w:rPr>
+          <w:b/>
+        </w:rPr>
+        <w:t>John Roy</w:t>
       </w:r>
       <w:r>
         <w:t xml:space="preserve">   </w:t>
@@ -264,7 +461,7 @@
         <w:spacing w:before="40"/>
       </w:pPr>
       <w:r>
-        <w:t>How does driving sort of the ESG agenda that you just laid out get captured in Cisco's long-term view around returns? I.e., is it factored into investment decisions quantitatively? Or is it just qualitatively factored into sort of the road map put forth by the management team and the Board of Directors?</w:t>
+        <w:t>Great. Thank you so much, Kathy. So maybe to kick it off with the first question. In your year 2018 annual report, you talked a lot about culture. How closely would you say that the corporate culture and your CSR strategy are integrated?</w:t>
       </w:r>
     </w:p>
     <w:p>
@@ -275,7 +472,17 @@
         <w:rPr>
           <w:b/>
         </w:rPr>
-        <w:t>Mary de Wysocki</w:t>
+        <w:t>Kathy Mulvany</w:t>
+      </w:r>
+      <w:r>
+        <w:t xml:space="preserve">   </w:t>
+      </w:r>
+      <w:r>
+        <w:rPr>
+          <w:i/>
+          <w:sz w:val="18"/>
+        </w:rPr>
+        <w:t>Former Head of Global ESG Sustainability Effort &amp; VP of Corporate Affairs</w:t>
       </w:r>
     </w:p>
     <w:p>
@@ -283,47 +490,7 @@
         <w:spacing w:before="40"/>
       </w:pPr>
       <w:r>
-        <w:t>Thank you for that question. We know in order to mitigate the very worst impact of climate change, the global community -- the global business community, in fact, must step up in a very big way. Our customers are expecting us to do that as well. We see a dramatic increase in the number of RFPs that include at least one or more topics on ESG. The tech community has a particularly important role to play. Research shows us that the tech industry is responsible for, let's say, between 2% and 4% of greenhouse gas emissions. But if you look at certain reports, for example, one out of the UN, existing ICT solutions offer the potential to suppress 15% of current emissions. I think this means the tech industry has a really unique opportunity to contribute to society's transition to both the digital and a greenroom of living and working, and making that world inclusive as well.</w:t>
-      </w:r>
-    </w:p>
-    <w:p>
-      <w:pPr>
-        <w:spacing w:before="40"/>
-      </w:pPr>
-      <w:r>
-        <w:t>Therefore, when we think about our business strategy and our technology road map, sustainability, inclusion is deeply embedded. I already mentioned our commitment to reach net zero by 2040. Another example is how we're adapting our business model to really reduce the resources we consume and the waste we generate. So this really focuses in on how we design and manage our products through multiple life cycles. How do we design that in from the beginning? Enabling us to think about how our products will be reused, remanufactured, repaired, as well as upgraded.</w:t>
-      </w:r>
-    </w:p>
-    <w:p>
-      <w:pPr>
-        <w:spacing w:before="40"/>
-      </w:pPr>
-      <w:r>
-        <w:t>So one of the things we've done is committing to a goal where 100% of new Cisco products and packaging will incorporate circular design principles by FY '25. I think one really good example that I might bring up is our updated IR 1101 industrial router. It really allows for modular upgrades and repairs, which extends the life of the product. So modularity eliminates the need for the customer to refresh the infrastructure every few years. Instead, they can add or upgrade components as their needs and technology evolves.</w:t>
-      </w:r>
-    </w:p>
-    <w:p>
-      <w:pPr>
-        <w:spacing w:before="40"/>
-      </w:pPr>
-      <w:r>
-        <w:t>On top of that, this updated product really looks at how we think about the need of the customer as they think about refreshing their technology. So it's not just modular, but we also look at incorporating in idle power. Can we manage the power. So the router's, idle power, you can actually design it in where we can reduce 45% by managing the power, reducing carbon emissions and eliminating foam from its packaging.</w:t>
-      </w:r>
-    </w:p>
-    <w:p>
-      <w:pPr>
-        <w:spacing w:before="40"/>
-      </w:pPr>
-      <w:r>
-        <w:t>I think a great example of how we worked with a customer is with Ash Ray. It's a world-leading building standards organization. What's interesting is 20% or more of energy-related greenhouse gas emissions comes from buildings. So when we really think about innovation, technology road maps, that's one area that we're really focused in on. So Ash Ray, they wanted to move their new corporate headquarters, so they partnered with Cisco and NTT to retrofit the 43-year-old building into something that's far more secure, innovative and sustainable. So by using PoE or Power over Ethernet, creating a foundation powered by Cisco, they can now have all their systems managed over the network through an integrated building management system. So between heating and cooling optimization, on-site solar and other energy management solutions, the building consumes less power than it generates. It's these kinds of forward-looking solutions that we're building into our strategy as well as our technology road map.</w:t>
-      </w:r>
-    </w:p>
-    <w:p>
-      <w:pPr>
-        <w:spacing w:before="40"/>
-      </w:pPr>
-      <w:r>
-        <w:t>And speaking of power, power efficiency and capacity and capability have really become a key buying decision. And our Silicon One chipset to go quantum leap forward in both. Now, you can find Silicon One in several of our products, including the Catalyst 9000, which is the Cisco 8201 router, which drives internet data transfer across web scale and service provider networks. And what's really important is when you compare previous routers without Silicon One, the 8201 now uses 96% less energy and delivering 35% more bandwidth and uses 48% less space. So we're really looking at all of those dimensions as we think about our product and business strategy.</w:t>
+        <w:t>I would say that they are tightly integrated. Our people dealer -- our people strategy described our culture. It's about connecting everything, innovating everywhere and benefiting everyone. And benefiting everyone is exactly what we're trying to do in addressing the CSR priorities that we've laid out. So we believe that -- and this year, we've also talked about our guiding principles for our people, which is this idea of give and take. What we expect of our employees and what they can expect from us and that too drives right back into our CSR priority issues. Talking about give your best, give your ego a day off, give something of yourself. This is about giving back to your communities worldwide, the impact we could have on the world, taking accountability. We again believe that there are both -- we have both a responsibility and an opportunity to address global problems, take difference to heart. It goes right back into our inclusion and collaboration, the importance of full-spectrum diversity and taking bold steps such as our approach to homelessness. We realize that homelessness is an extremely difficult challenge, and it is something that is faced in communities around the world, and we're hoping to take a step in that direction with our project at -- in Santa Clara Valley with Destination: Home to try -- take a bold step, leverage technology and our key resources to address those issues. And I would say that with the war on talent, CSR is foundational to attracting and retaining top talent. Employees want to work for a company that has purpose that's not just about making a profit for shareholders, but that we actually believe that we have a responsibility in the world to help address these global problems. And what we have seen is -- Chuck has been very, very vocal about these issues. He talks about being loud and proud and wanting to be much more vocal about Cisco's stance on these issues and why they're important to us and our culture, and our employees are responding extremely positive to that.</w:t>
       </w:r>
     </w:p>
     <w:p>
@@ -334,7 +501,7 @@
         <w:rPr>
           <w:b/>
         </w:rPr>
-        <w:t>David Vogt</w:t>
+        <w:t>John Roy</w:t>
       </w:r>
       <w:r>
         <w:t xml:space="preserve">   </w:t>
@@ -352,23 +519,7 @@
         <w:spacing w:before="40"/>
       </w:pPr>
       <w:r>
-        <w:t>So Mary, that's a great place to leap off from. So you mentioned product improvement. You mentioned customer demands driving your thought process and strategic view of how we're going to go to market. But what we didn't touch on, which I think most people on this call want to hear from you today is supply chain.</w:t>
-      </w:r>
-    </w:p>
-    <w:p>
-      <w:pPr>
-        <w:spacing w:before="40"/>
-      </w:pPr>
-      <w:r>
-        <w:t>Unfortunately, everyone on this call is acutely aware of sort of the disruptions globally in the supply chain. It's been persistent for a couple of years, hasn't gotten much better. But maybe, can you touch on how ESG sort of factors into how you're thinking about supply chain going forward, not just operationally, but obviously from the ESG angle?</w:t>
-      </w:r>
-    </w:p>
-    <w:p>
-      <w:pPr>
-        <w:spacing w:before="40"/>
-      </w:pPr>
-      <w:r>
-        <w:t>And then ultimately, I think it's a key component on one of your pillars. How would you characterize the supply chain, given where we are today as -- how would you maybe stack rank it in terms of the importance right now, in terms of where Cisco's energy and sort of intellectual capital is being allocated at this point?</w:t>
+        <w:t>Great. Maybe one last question for me, and I'll pass it to Vicki. So when you took -- when you take a look at SDG, that's sustainable development goals, how does fit into your strategy? Or is that something separate?</w:t>
       </w:r>
     </w:p>
     <w:p>
@@ -379,7 +530,17 @@
         <w:rPr>
           <w:b/>
         </w:rPr>
-        <w:t>Mary de Wysocki</w:t>
+        <w:t>Kathy Mulvany</w:t>
+      </w:r>
+      <w:r>
+        <w:t xml:space="preserve">   </w:t>
+      </w:r>
+      <w:r>
+        <w:rPr>
+          <w:i/>
+          <w:sz w:val="18"/>
+        </w:rPr>
+        <w:t>Former Head of Global ESG Sustainability Effort &amp; VP of Corporate Affairs</w:t>
       </w:r>
     </w:p>
     <w:p>
@@ -387,47 +548,7 @@
         <w:spacing w:before="40"/>
       </w:pPr>
       <w:r>
-        <w:t>Thank you. From my perspective, it seems like the past 2 years have shown how much Cisco has really leaned into the [indiscernible]. For decades, Cisco has been working with our suppliers to promote both a safe and positive working conditions across our supply chain. But the pandemic, for the last 2 years, has really shown the importance of that particular issue and the [ fortability ] that has been designed in.</w:t>
-      </w:r>
-    </w:p>
-    <w:p>
-      <w:pPr>
-        <w:spacing w:before="40"/>
-      </w:pPr>
-      <w:r>
-        <w:t>One of the things I would just touch upon specifically around the last several quarters, we've really been able to manage through the supply constraints, and it's been seen industry-wide due to component shortages, which have resulted in extended lead times and higher cost for many of these components. But it's really that strong demand has continued to outpace our supply, which does expand our backlog of product software and services. And although the constraints remain challenging, we continue to partner really closely with our key suppliers to leverage our volume purchasing extend supplier commitments as we address the supply challenges and cost impact, which we expect will continue into the second half of our fiscal year 2022.</w:t>
-      </w:r>
-    </w:p>
-    <w:p>
-      <w:pPr>
-        <w:spacing w:before="40"/>
-      </w:pPr>
-      <w:r>
-        <w:t>But let me touch a little bit upon, really, how we think about our supply chain. And one of the things that we really focus in on is how we have developed and how we manage through our supplier code of conduct. And really, it creates the foundation for how we engage our suppliers. This code sets standards for working conditions, environmental protection and ethical practices. We assess our suppliers' conformance through on-site audits and other assessment programs. And if a supplier isn't meeting our standards, we work with them. We work with them to make sure the problems are fixed and that the impact to workers are addressed. This is a really important part of our ESG strategy.</w:t>
-      </w:r>
-    </w:p>
-    <w:p>
-      <w:pPr>
-        <w:spacing w:before="40"/>
-      </w:pPr>
-      <w:r>
-        <w:t>We have targeted programs to improve worker management communication. So the voices of the workers are heard. Because we already have this process in place, we've been able to really be flexible and adapt quickly to all these dramatic changes, engaging our supply based on responsible business conduct, while operating during the pandemic, as well as adapting to any disruption that has resulted.</w:t>
-      </w:r>
-    </w:p>
-    <w:p>
-      <w:pPr>
-        <w:spacing w:before="40"/>
-      </w:pPr>
-      <w:r>
-        <w:t>As you think about supply chain sustainability programs, really to be successful, it has to be factored into how we source and make procurement decisions. And so developing supplier scorecards really help us to measure suppliers' conformance to our social and environmental standard alongside critical KPIs from the business like cost and quality. And this is also one way that we really incentivize strong sustainability performance across our programs, whether that be responsible mineral sourcing, conformance to our code of conduct, hitting our net zero carbon and zero waste targets, pollution prevention as well as water stewardship. We've been training our teams on human rights risk in the supply chain and what steps they can take to not only identify, but address issues.</w:t>
-      </w:r>
-    </w:p>
-    <w:p>
-      <w:pPr>
-        <w:spacing w:before="40"/>
-      </w:pPr>
-      <w:r>
-        <w:t>In fiscal year '21, for example, we maintained a 98% completion rate of this training amongst supply chain operators and employees. I think the industry and others have really recognized our commitment to a resilient and responsible supply chain. Because in the last 2 years, 2020 and 2021, we've really been privileged to be #1 on the Gartner Supply Chain Top 25 report, which recognizes I think, the strong revenue growth, [ notched ] with the strength in ESG initiatives and our agility in the times of disruption.</w:t>
+        <w:t>So in terms of the SDGs, again, our strategy is about accelerating global problem-solving, and I believe those problems are reflected in the SDGs. We've been committed -- what I will say is we've been committed to CSR and sustainability over the last 20 years. And so I would not say that the SDGs drive our strategy so much as they inform our strategy and they provide yet another lens through which to look at the impact that we're having. Our efforts and investments, you could say, and we've done a mapping, and you'll see this in the back of the CSR report. So we have done a mapping of our grantees and our programs that support the various SDGs at the -- the back of the CSR report. And so you can look at the highest levels. We touch on 15 of the 17 SDGs in some way. But I would say that we're most closely aligned to about 5 of the SDGs. So number 1, no poverty; number 4, quality education; number 5, gender equality; number 8, decent work and economic empowerment; and number 12, responsible consumption and production. So meaning that those are where we're probably putting most of our resources and effort, but again, we see this as an alignment to the work that we're already doing and how it can inform, though it's not been where we started, but I think it's a fantastic opportunity for organizations as they come into this space and they want to do more that the SDGs are a wonderful place to start and to determine what is most relevant to their business strategy and where they believe they can have the most impact.</w:t>
       </w:r>
     </w:p>
     <w:p>
@@ -438,7 +559,7 @@
         <w:rPr>
           <w:b/>
         </w:rPr>
-        <w:t>David Vogt</w:t>
+        <w:t>John Roy</w:t>
       </w:r>
       <w:r>
         <w:t xml:space="preserve">   </w:t>
@@ -456,372 +577,7 @@
         <w:spacing w:before="40"/>
       </w:pPr>
       <w:r>
-        <w:t>So Mary, maybe, if I just quickly follow up on that point. So obviously, it sounds like you work very closely with your suppliers in terms of evaluating their performance and their adherence to sort of the standards that you've set. And granted the supply chain challenges right now are somewhat unique, hopefully, going forward. But what if some of your suppliers have difficulty or persist in difficulty in achieving sort of the milestones that you set forth? What's the fallback? So what's the option or what's the alternative? How should we think about that going forward?</w:t>
-      </w:r>
-    </w:p>
-    <w:p>
-      <w:pPr>
-        <w:spacing w:before="40"/>
-      </w:pPr>
-      <w:r>
-        <w:t>I think heading into this in the last 2 years, many of the investors that I've talked to never would have considered supply chain to be a gating factor for the business, more importantly, a consideration from an ESG perspective near term, at least. So I just would love to get your thoughts.</w:t>
-      </w:r>
-    </w:p>
-    <w:p>
-      <w:pPr>
-        <w:spacing w:before="240"/>
-      </w:pPr>
-      <w:r>
-        <w:rPr>
-          <w:b/>
-        </w:rPr>
-        <w:t>Mary de Wysocki</w:t>
-      </w:r>
-    </w:p>
-    <w:p>
-      <w:pPr>
-        <w:spacing w:before="40"/>
-      </w:pPr>
-      <w:r>
-        <w:t>Yes. Thank you. I think the pandemic really -- it just has reinforced all the focus and programs that we had in place. And it really showed how critical it is to continue to engage our suppliers on improving working conditions and worker safety.</w:t>
-      </w:r>
-    </w:p>
-    <w:p>
-      <w:pPr>
-        <w:spacing w:before="40"/>
-      </w:pPr>
-      <w:r>
-        <w:t>So over the past years, we've really worked to create that flexibility and adaptation. And I think one of the ways is how we monitor the development of response plans, whether that be to minimize workers' exposure to the virus, for example. So because it's top of mind, we've offered a number of programs to our suppliers to improve that worker management communication. For example, in the most recent fiscal year, we help sponsor 4 suppliers to participate in a program, a partnership with the social accountability International [ Tensar ] program. This is a workplace engagement program, which really seeks to unite workers and managers to identify workplace challenges that they can collaborate on to solve over the course of 100 working days. So through this program, participants, they really learn strategies for problem solving, communication and leadership that they can apply to future challenges, both the current and future.</w:t>
-      </w:r>
-    </w:p>
-    <w:p>
-      <w:pPr>
-        <w:spacing w:before="40"/>
-      </w:pPr>
-      <w:r>
-        <w:t>Another topic that is really critical is how do you reduce forced labor and you protect the most vulnerable of our workers. And we know certain populations of workers are more vulnerable to exploitation such as migrants from other countries or student workers. So we assess these risks to these vulnerable workers and its supply chain. And if an issue is uncovered, we are sure that the workers are made whole.</w:t>
-      </w:r>
-    </w:p>
-    <w:p>
-      <w:pPr>
-        <w:spacing w:before="40"/>
-      </w:pPr>
-      <w:r>
-        <w:t>So for example, migrant workers sometimes have to pay these recruitment fees in order to get a job in another country. And then they must pay it back, those fees over time, which is really considered a risk of debt bondage or a form of forced labor. These fees can be 150% or more of their monthly salary. So in FY '21, we oversaw the reimbursement of $200,000 to more than 4,000 workers in our supply chain who had been impacted by a health check or recruitment fees.</w:t>
-      </w:r>
-    </w:p>
-    <w:p>
-      <w:pPr>
-        <w:spacing w:before="40"/>
-      </w:pPr>
-      <w:r>
-        <w:t>How is this done? It really is a part of our supplier code of conduct, and that covers labor, health, safety, environment, ethics and management systems. And we get -- we monitor the adherence. And so when we do this evaluation on an annual basis, whether it's a social or environmental risk factor, we then take a look at how do we work with those partners. We've adopted the Responsible Business Alliance, the standards of accountability and many of their assessment tools. So for example, RBA has a self-assessment questionnaire, which help suppliers understand and create insights on their own performance. And it also helps us at Cisco develop leading indicators for risk that can be addressed during our audits, or other due diligence initiatives. So we do conduct announced on-site third-party audits of prioritized suppliers to assess their conformance to the code. We require regular audits of manufacturing partners every 2 years. And every year, we audit at least 25% of component supplier facilities that are deemed high risk according to our annual risk assessment process. These audits cover more than 200,000 workers in our supply chain each year.</w:t>
-      </w:r>
-    </w:p>
-    <w:p>
-      <w:pPr>
-        <w:spacing w:before="40"/>
-      </w:pPr>
-      <w:r>
-        <w:t>Now, if a supplier doesn't meet those standards, we hold them accountable. But we work with them to ensure these issues are adequately addressed and closed. We really want to understand where they are. Not just corrective actions, but really, understand the issues, how do we improve understanding and performance over time. Now, we have published the aggregated findings of our audits each year in Cisco's ES&amp;G reporting hub. There you can find analysis of our top findings, various case studies, information on how we train suppliers to promote that healthy and environmentally responsible workplace.</w:t>
-      </w:r>
-    </w:p>
-    <w:p>
-      <w:pPr>
-        <w:spacing w:before="40"/>
-      </w:pPr>
-      <w:r>
-        <w:t>As I mentioned earlier, this supplier scorecard, that helps inform us of what are the decisions and the path forward to work with our suppliers. Audit performance and closing nonconformance in a timely manner are proven measures that really factor into those scores.</w:t>
-      </w:r>
-    </w:p>
-    <w:p>
-      <w:pPr>
-        <w:spacing w:before="240"/>
-      </w:pPr>
-      <w:r>
-        <w:rPr>
-          <w:b/>
-        </w:rPr>
-        <w:t>David Vogt</w:t>
-      </w:r>
-      <w:r>
-        <w:t xml:space="preserve">   </w:t>
-      </w:r>
-      <w:r>
-        <w:rPr>
-          <w:i/>
-          <w:sz w:val="18"/>
-        </w:rPr>
-        <w:t>UBS Investment Bank</w:t>
-      </w:r>
-    </w:p>
-    <w:p>
-      <w:pPr>
-        <w:spacing w:before="40"/>
-      </w:pPr>
-      <w:r>
-        <w:t>Great. No. Thanks for that clarity. And I think I don't want to belabor the point and go through all of the nonconformance data that you provided on your -- on the hub. So maybe, I'll just stop there and just pivot over to my colleague, Shneur. He has some questions, and I'll just turn it over to him.</w:t>
-      </w:r>
-    </w:p>
-    <w:p>
-      <w:pPr>
-        <w:spacing w:before="240"/>
-      </w:pPr>
-      <w:r>
-        <w:rPr>
-          <w:b/>
-        </w:rPr>
-        <w:t>Shneur Gershuni</w:t>
-      </w:r>
-      <w:r>
-        <w:t xml:space="preserve">   </w:t>
-      </w:r>
-      <w:r>
-        <w:rPr>
-          <w:i/>
-          <w:sz w:val="18"/>
-        </w:rPr>
-        <w:t>UBS Investment Bank</w:t>
-      </w:r>
-    </w:p>
-    <w:p>
-      <w:pPr>
-        <w:spacing w:before="40"/>
-      </w:pPr>
-      <w:r>
-        <w:t>Great. Thank you, David, and thank you, Mary, for being here today. Really enjoyed the presentation.</w:t>
-      </w:r>
-    </w:p>
-    <w:p>
-      <w:pPr>
-        <w:spacing w:before="40"/>
-      </w:pPr>
-      <w:r>
-        <w:t>Maybe, just a few questions from my end. Just first off, on the governance side. In my catch-ups with David, he's talked about how he's starting to receive questions from investors across the technology landscape we're seeing in other sectors as well, too, about the splitting of the Chairman and CEO role as being considered a best practice. I understand when Chuck Robbins was appointed Executive Chairman in 2017 following John Chambers' departure, the role has kind of combined at this point right now. But you have some industry peers like Juniper and [indiscernible] have split the roles. What are your thoughts about it? Where do you see Cisco going with that on a go-forward basis? Is it something that's under discussion?</w:t>
-      </w:r>
-    </w:p>
-    <w:p>
-      <w:pPr>
-        <w:spacing w:before="240"/>
-      </w:pPr>
-      <w:r>
-        <w:rPr>
-          <w:b/>
-        </w:rPr>
-        <w:t>Mary de Wysocki</w:t>
-      </w:r>
-    </w:p>
-    <w:p>
-      <w:pPr>
-        <w:spacing w:before="40"/>
-      </w:pPr>
-      <w:r>
-        <w:t>Yes. Thank you. Cisco is, I'd say, large and more complex than many of our competitors. And our Board of Director, we believe that the Board Chair and CEO role, together, with the role of the lead independent director and Cisco's other strong corporate governance policies and practices, it really provides an appropriate balance of leadership. The lead independent director really helps to ensure a strong, independent and active Board of Directors, providing overall meetings when the Chairman is not present and serves as a principal liaison between the independent directors and the Chairman and CEO.</w:t>
-      </w:r>
-    </w:p>
-    <w:p>
-      <w:pPr>
-        <w:spacing w:before="40"/>
-      </w:pPr>
-      <w:r>
-        <w:t>Our lead independent director is elected by and from the independent Board members, and we do conduct an annual review of this role.</w:t>
-      </w:r>
-    </w:p>
-    <w:p>
-      <w:pPr>
-        <w:spacing w:before="240"/>
-      </w:pPr>
-      <w:r>
-        <w:rPr>
-          <w:b/>
-        </w:rPr>
-        <w:t>Shneur Gershuni</w:t>
-      </w:r>
-      <w:r>
-        <w:t xml:space="preserve">   </w:t>
-      </w:r>
-      <w:r>
-        <w:rPr>
-          <w:i/>
-          <w:sz w:val="18"/>
-        </w:rPr>
-        <w:t>UBS Investment Bank</w:t>
-      </w:r>
-    </w:p>
-    <w:p>
-      <w:pPr>
-        <w:spacing w:before="40"/>
-      </w:pPr>
-      <w:r>
-        <w:t>Great. I appreciate that. Thank you. Maybe, just to pivot to another one of the pillars in the ESG framework, specifically about the future. Kind of wanted to narrow down a bit the scope, specifically to the climate change and energy efficiency side. In 2020, 99% of your GHG emissions resulted from Cisco products and supply chain. I was just wondering if we can sort of talk about the product energy efficiency. You sort of gave an example about building in your prepared remarks.</w:t>
-      </w:r>
-    </w:p>
-    <w:p>
-      <w:pPr>
-        <w:spacing w:before="40"/>
-      </w:pPr>
-      <w:r>
-        <w:t>Wondering, first of all, if you have any breakthroughs or innovations on pooling our high-efficiency conversion technologies? What's being done to reduce [ friction between ] Cisco products, but other systems as well, too. I believe, there was an example in your purpose report as well, too, about working with utility in Italy [indiscernible] about potentially managing their system.</w:t>
-      </w:r>
-    </w:p>
-    <w:p>
-      <w:pPr>
-        <w:spacing w:before="40"/>
-      </w:pPr>
-      <w:r>
-        <w:t>And so I was just wondering, one, if we can talk about potential innovations? And then number two, is that a potential revenue stream that you're marking upon today that could manage itself into something more material on a go-forward basis?</w:t>
-      </w:r>
-    </w:p>
-    <w:p>
-      <w:pPr>
-        <w:spacing w:before="240"/>
-      </w:pPr>
-      <w:r>
-        <w:rPr>
-          <w:b/>
-        </w:rPr>
-        <w:t>Mary de Wysocki</w:t>
-      </w:r>
-    </w:p>
-    <w:p>
-      <w:pPr>
-        <w:spacing w:before="40"/>
-      </w:pPr>
-      <w:r>
-        <w:t>Yes. Thank you. That is a really great question. Use of sold products accounts for the largest share of our greenhouse gas emissions. So increasing our product energy efficiency is going to be a critical element to reaching our goal to be net zero across all scopes by 2040. Power efficiency and capacity, it has been a key factor in our customers' buying decisions, always. And as I mentioned, right, the Silicon One chip set, that took a quantum leap forward in both.</w:t>
-      </w:r>
-    </w:p>
-    <w:p>
-      <w:pPr>
-        <w:spacing w:before="40"/>
-      </w:pPr>
-      <w:r>
-        <w:t>So when we think about reaching net zero, it will require that product energy efficiency. It will also require adoption of more low-carbon energy throughout both public and private sector.</w:t>
-      </w:r>
-    </w:p>
-    <w:p>
-      <w:pPr>
-        <w:spacing w:before="40"/>
-      </w:pPr>
-      <w:r>
-        <w:t>One of the other things, as you mentioned, is we're going to require innovation. Innovation in our product, innovation, the continued innovation in our chipset, innovation in areas such as cooling, you mentioned that. In last fiscal year, we released the M6 generation of our Unified Computing System, UCS and the [indiscernible] data center server products with new technology enhancements, including a new zone-based cooling feature. So zone-based cooling allows the chassis to provide targeted outflow, while leaving other zones at lower fan speeds, which reduces system energy consumption. This technology improvement, along with the use of 80-plus titanium rated power supplies, can reduce the energy consumption of a fully loaded chassis by 11% over the previous design.</w:t>
-      </w:r>
-    </w:p>
-    <w:p>
-      <w:pPr>
-        <w:spacing w:before="40"/>
-      </w:pPr>
-      <w:r>
-        <w:t>So innovation across the board role is a high [indiscernible] traditional capabilities that we are [indiscernible] on, whether that is performance, security. But now, sustainability and [indiscernible] as well. But you also brought up business models. I think that, that's an area that we have and we'll continue to lead on as we think about not only how we operate Cisco, but how our customers and partners do as well.</w:t>
-      </w:r>
-    </w:p>
-    <w:p>
-      <w:pPr>
-        <w:spacing w:before="40"/>
-      </w:pPr>
-      <w:r>
-        <w:t>As I mentioned, sustainability is probably the #1 topic, ES&amp;G topic that we see in our off-piece, so we know our customers care about it and want us to provide more solutions. It is that kind of thinking that you saw with Silicon One. How do we dramatically reduce energy consumption at the same time, meeting and maximizing the bandwidth, because that is also a strong customer demand. But even with energy and thinking about the criticality of that, it also means that we need to design, in circularity. Think about those multiple life cycles of the product, and think about modularity. How can we also help our customers understand that there may be new ways of working. What is the impact of hybrid working that we've all come accustomed to over the last 2 years. How do we enhance employee and worker well-being, maximizing often productivity, but also, responsibly managing our environmental footprint, whether that is in the home or the workplace.</w:t>
-      </w:r>
-    </w:p>
-    <w:p>
-      <w:pPr>
-        <w:spacing w:before="240"/>
-      </w:pPr>
-      <w:r>
-        <w:rPr>
-          <w:b/>
-        </w:rPr>
-        <w:t>Shneur Gershuni</w:t>
-      </w:r>
-      <w:r>
-        <w:t xml:space="preserve">   </w:t>
-      </w:r>
-      <w:r>
-        <w:rPr>
-          <w:i/>
-          <w:sz w:val="18"/>
-        </w:rPr>
-        <w:t>UBS Investment Bank</w:t>
-      </w:r>
-    </w:p>
-    <w:p>
-      <w:pPr>
-        <w:spacing w:before="40"/>
-      </w:pPr>
-      <w:r>
-        <w:t>Great. We really appreciate the color there. Maybe just one final question for me before I turn it over to Julie. I want to start off first by acknowledging that you actually came in a year ahead of schedule on reducing GHG's emissions based on the targets that you had said, that you've reset your targets for 2025 for Scope 1 and Scope 2. In the unlikely event -- I'm not suggesting that you're headed down that path -- but you're unable, let's say, to meet those objectives in 2025, or maybe it takes a year longer, how do you plan to address that? Would you sort of reset the target? Or would you look to buy credits in the voluntary carbon markets to offset? I'm just kind of curious how, unlike in the scenario that happens at -- how does Cisco address that?</w:t>
-      </w:r>
-    </w:p>
-    <w:p>
-      <w:pPr>
-        <w:spacing w:before="240"/>
-      </w:pPr>
-      <w:r>
-        <w:rPr>
-          <w:b/>
-        </w:rPr>
-        <w:t>Mary de Wysocki</w:t>
-      </w:r>
-    </w:p>
-    <w:p>
-      <w:pPr>
-        <w:spacing w:before="40"/>
-      </w:pPr>
-      <w:r>
-        <w:t>Well, thank you. when we set the net zero goal in September of 2021, as you mentioned, on some of our targets, we were a year ahead of time. What we've also done is submitted our net zero goal to the science-based target initiative, SBTI, which we believe is a recognized standard setting body for corporate net zero commitments. In order to meet the SBTI standard, our emission reduction plans must be in line with what is needed to limit global temperature rise to 1.5 degrees Celsius compared to preindustrial times. And must focus on deep decarbonization versus a reliance on offsets.</w:t>
-      </w:r>
-    </w:p>
-    <w:p>
-      <w:pPr>
-        <w:spacing w:before="40"/>
-      </w:pPr>
-      <w:r>
-        <w:t>In our net zero reporting, Cisco has not yet used offsets. We've really relied on energy efficiency, renewable energy procurement strategies to meet those reduction goals. And we're really just getting started on our net zero journey. And our focus will first be on how do we absolutely reduce emissions as much as possible, before we incorporate offsets.</w:t>
-      </w:r>
-    </w:p>
-    <w:p>
-      <w:pPr>
-        <w:spacing w:before="40"/>
-      </w:pPr>
-      <w:r>
-        <w:t>One of the things that we are looking to do is our modeling does show we may need to bring offsets. In with SBTI as part of their calculation, there is an ability to use 10% of offsets. Our approach would be to leverage offsets, which really focus on carbon removal projects and ones that we can conduct due diligence to ensure the offsets have a proven carbon removal track record and also, provide positive social benefit to the communities where they are implemented.</w:t>
-      </w:r>
-    </w:p>
-    <w:p>
-      <w:pPr>
-        <w:spacing w:before="40"/>
-      </w:pPr>
-      <w:r>
-        <w:t>It is really important to note that for the world to achieve net zero, the public and private sectors must invest in innovative and effective nature-based and technology-based solutions to remove carbon. The Cisco Foundation is investing in these types of solutions, having made a $100 million commitment over 10 years to fund impact investing and nonprofit grants aimed at carbon reduction and sequestration.</w:t>
-      </w:r>
-    </w:p>
-    <w:p>
-      <w:pPr>
-        <w:spacing w:before="240"/>
-      </w:pPr>
-      <w:r>
-        <w:rPr>
-          <w:b/>
-        </w:rPr>
-        <w:t>Shneur Gershuni</w:t>
-      </w:r>
-      <w:r>
-        <w:t xml:space="preserve">   </w:t>
-      </w:r>
-      <w:r>
-        <w:rPr>
-          <w:i/>
-          <w:sz w:val="18"/>
-        </w:rPr>
-        <w:t>UBS Investment Bank</w:t>
-      </w:r>
-    </w:p>
-    <w:p>
-      <w:pPr>
-        <w:spacing w:before="40"/>
-      </w:pPr>
-      <w:r>
-        <w:t>Perfect. Maybe, I'll pass it on to Julie. I don't want to hog all the time here.</w:t>
+        <w:t>Great. Julie, Vicki?</w:t>
       </w:r>
     </w:p>
     <w:p>
@@ -850,15 +606,7 @@
         <w:spacing w:before="40"/>
       </w:pPr>
       <w:r>
-        <w:t>Okay. Thank you very much for those fascinating answers and the additional questions. So I was really interested to listen to everything you said on things like circular economy and reducing your emissions, and also working with, collaborating with other parties to help reduce theirs. And of course, that really means the humans who work within are really important.</w:t>
-      </w:r>
-    </w:p>
-    <w:p>
-      <w:pPr>
-        <w:spacing w:before="40"/>
-      </w:pPr>
-      <w:r>
-        <w:t>In our own analysis, what we tend to do is from the ESG team, we look at the sector and what the main drivers are for the sector. And for the global IT services sector, in our risk radar, we cite human capital retention as a risk in the sector. Just wondered how that applies to Cisco's positioning?</w:t>
+        <w:t>That's great. So I'm going to pick this up by returning to what is obviously an important topic for you. And this is where you think the most important touch points with your core business are. So, for instance, we think it may well be human capital retention, recruiting motivation given the importance of innovations of the business. Is that right?</w:t>
       </w:r>
     </w:p>
     <w:p>
@@ -869,7 +617,17 @@
         <w:rPr>
           <w:b/>
         </w:rPr>
-        <w:t>Mary de Wysocki</w:t>
+        <w:t>Kathy Mulvany</w:t>
+      </w:r>
+      <w:r>
+        <w:t xml:space="preserve">   </w:t>
+      </w:r>
+      <w:r>
+        <w:rPr>
+          <w:i/>
+          <w:sz w:val="18"/>
+        </w:rPr>
+        <w:t>Former Head of Global ESG Sustainability Effort &amp; VP of Corporate Affairs</w:t>
       </w:r>
     </w:p>
     <w:p>
@@ -877,7 +635,28 @@
         <w:spacing w:before="40"/>
       </w:pPr>
       <w:r>
-        <w:t>So when I think about human capital retention as the rest of the world, I think where -- this really underpins, once again, our focus on our purpose of powering an inclusive future for all. And as I mentioned early on, when we think about inclusive, we start off with our employees and how they identify. What does their life [indiscernible] look like both inside and outside the workplace.</w:t>
+        <w:t>Yes. I would agree with that. Absolutely. I think the talent is extremely important. And again, I think I'd have to go back to our materiality assessment that, that is the whole point of laying out our key priorities is what are the issues that are most closely aligned to our business, business, strategy, our business relevance, our relationships with our customers and partners. And it's that interconnection of our CSR priorities with our business and global problems, but I would agree that talent is key. At the start of everything for us to be successful over the long term, it starts with our employees. They are the bridge builders for us when we talk about bridge to possible, making the impossible possible. They are the ones who are driving innovation for Cisco in both our products, our solutions, our services. And they are the ones who are building relationships with our customers, our partners, and in the communities in which they live and work. And I would also say, I think building skills and entrepreneurship is another critical touch point for our core business because we, in order to continue to drive our own success, it's critical for us to find the right talent. And as we grow globally, how do we ensure that we have the right talent and the diversity of talent in markets around the world? But this is also a challenge that our customers and partners says as well as government leaders. And what I would say is that our work in building skills and entrepreneurship has been key to building trusted relationships around the world. And I would say probably our ESG and CSR work more generally. Network Academy is our flagship social investment country -- I'm sorry, is our flagship social investment initiative. And Network Academy, which teaches ICT skills to people around the world. We had a presence in countries -- in many countries long before we had a commercial presence, and it was very important to building trusted relationships with governments and communities. And frankly, our CSR strategy, in general, really does touch upon a lot of the key care-abouts that business leaders face. Critical human needs, access to clean water, to food, and shelter for their citizenry, educating individuals and making sure that they can participate in this digital economy, creating jobs. And what are we doing with the -- and how are we ensuring that we're also reskilling citizenry as technology can automate some jobs out of existence, how are we ensuring that we're preparing them for the jobs of the future as well as climate change. All of these are issues that countries and governments care deeply about, and so it's very linked to our relationship with customers and governments around the world. We have -- in our sales organization, our country digitization acceleration, we're all about how are we helping countries accelerate digitization. And we actually have CDA agreements with over 20 countries around the world. Network Academy is a key component of that strategy. If we're encouraging countries to digitize, how are we helping them to prepare their citizens for that new digital economy?</w:t>
+      </w:r>
+    </w:p>
+    <w:p>
+      <w:pPr>
+        <w:spacing w:before="240"/>
+      </w:pPr>
+      <w:r>
+        <w:rPr>
+          <w:b/>
+        </w:rPr>
+        <w:t>Victoria Kalb</w:t>
+      </w:r>
+      <w:r>
+        <w:t xml:space="preserve">   </w:t>
+      </w:r>
+      <w:r>
+        <w:rPr>
+          <w:i/>
+          <w:sz w:val="18"/>
+        </w:rPr>
+        <w:t>UBS Investment Bank</w:t>
       </w:r>
     </w:p>
     <w:p>
@@ -885,7 +664,28 @@
         <w:spacing w:before="40"/>
       </w:pPr>
       <w:r>
-        <w:t>I think one of the trends that is really interesting as we were all encouraged to adopt a hybrid work is what does that look like? I do think that we continue to listen to the employees, to understand what well-being looks like to them. How do we help them understand what their own personal career journey can look like. One of the most interesting things is to really almost think about employee benefits from that individual, and how do we help design innovative approaches, whether it's how we provide healthcare or whether it is -- so many opportunities for our employees to individually participate in solving some of the world's pressing social and environmental challenges.</w:t>
+        <w:t>This is Vicki. You've touched on poverty, unemployment and climate change as critical challenges you seek to address. Is it possible to give a bit more color about what you're doing here?</w:t>
+      </w:r>
+    </w:p>
+    <w:p>
+      <w:pPr>
+        <w:spacing w:before="240"/>
+      </w:pPr>
+      <w:r>
+        <w:rPr>
+          <w:b/>
+        </w:rPr>
+        <w:t>Kathy Mulvany</w:t>
+      </w:r>
+      <w:r>
+        <w:t xml:space="preserve">   </w:t>
+      </w:r>
+      <w:r>
+        <w:rPr>
+          <w:i/>
+          <w:sz w:val="18"/>
+        </w:rPr>
+        <w:t>Former Head of Global ESG Sustainability Effort &amp; VP of Corporate Affairs</w:t>
       </w:r>
     </w:p>
     <w:p>
@@ -893,7 +693,58 @@
         <w:spacing w:before="40"/>
       </w:pPr>
       <w:r>
-        <w:t>So I do think it's a critical element of our ES&amp;G strategy. One of the things that we also have really focused in on in the last year is our social justice initiative. And again, you can see many of our social justice actions and how we think about whether it's the ecosystem, our employees, what it means [indiscernible]. How do we help all of us very [ proximate ] individuals and community able to understand and therefore, really provide an environment where they can thrive.</w:t>
+        <w:t>Sure. I can touch on -- I'll talk about poverty and unemployment, and then I'll ask Darrel to talk a little about climate change. I would say in terms of poverty and unemployment, we address those global challenges in 2 ways. First and foremost with our employees through matching of their employee donations of time and money to nonprofits in their communities around the world and global nonprofits as well. But secondly, we also do that through supporting nonprofits with cash and technology grants, with a focus on early-stage IT-based solutions. So all of our work in CSR is done through the lens of technology. We are a global technology company. Technology is our core competency. And so for this work to be sustainable over the long term, we want to ensure that it aligns to our business. And what we mean by that is nonprofits really -- we're trying to help nonprofits to digitize. And what that does is by leveraging technology that helps them to scale to reach more people, it helps them to streamline and automate their business processes, so that they can reduce costs and then push that cost savings back into serving beneficiaries directly and also, leveraging technology to unlock the power of data to make better business decisions to understand outcomes of their work more effectively. What we've also found is that, we love, sort of, this niche area that we have chosen, which is early-stage IT-based solutions because what we have found is that most corporations and foundations don't want to fund early stage. They want to fund proven solutions. And so nonprofits have a difficulty getting people to help them, say we have a great idea. We just don't know -- we don't have the resources to develop that idea or to test and measure that idea. That's where Cisco comes in. We provide that support either by providing them cash to develop new platforms or we provide them technology grants, so that they can enhance back-office systems, be able to collaborate more effectively across their global offices and that's proven very effective. In poverty, it's about food security, clean water, affordable housing. The example I gave earlier is -- I'll give one example on housing is, again, the unintended consequence of the technology boom has been this rise in homelessness. Santa Clara, where Cisco is based, is the 15th wealthiest county in The United States, but it has the third highest rate of homelessness. We believe that we have a responsibility to address that issue. We're working closely with an organization called Destination: Home. We have made a $50 million commitment over the next 5 years and that money will go towards helping to purchase land, build supportive housing and use pioneering technology to improve services for the homeless. From an unemployment perspective, we -- again, we support that in 3 ways. We support nonprofits as I mentioned above. We also -- our Network Academy program is addressing unemployment by providing people with IT skills that enable them to obtain entry-level technology jobs in a variety of industries as well as through our veterans program in The United States where we're helping transitioning military service members and veterans obtain the skills and education needed to transition back into the civilian workforce. I'm going to focus on the first 2. In terms of nonprofits, Living Goods is a great example of how are we addressing unemployment and providing job opportunities for individuals. Living Goods is an organization that works in Africa, in Kenya and Uganda, and they empower a network of women who are referred to as community health promoters to improve the health of families in their communities by distributing essential goods. So bed nets, clean cook stoves, hygiene products as well as help education to address common causes of child mortality, whether that be malaria, pneumonia, diarrhea, et cetera. And Cisco funded the development of a mobile technology platform. When we first met them, they were already reaching about 200,000 clients with 400 community health promoters. And we said, there is an app for that. We think that there's mobile technology that you can develop that will allow you to scale your impact exponentially. And what they've been able to do with that mobile technology platform is to reach more people, optimize business operations, use predictive algorithms to tailor interventions and to track performance. And they've done research that shows that work had significant impact. Not only are they now able to -- they've grown from 400 community health promoters to 4,000, from 200 clients to 6 million. And they have shown research that they are reducing infant immortality by 27% at a cost of $2 per person per year. So we think that that's a huge showcase of the power of technology and the power of connection to have impact. Network Academy is also our key flagship program. As I mentioned, we teach ICT skills in 180 countries. In FY '18, we reached 1.9 million students, and we're preparing them for entry-level careers in information technology. We've done that with a partnership of educational institutions over 11,000 schools, community colleges, universities. We teach core networking security, emerging technologies, and we prepare them for industry-recognized certifications and jobs with Cisco, our channel partners, and businesses worldwide.</w:t>
+      </w:r>
+    </w:p>
+    <w:p>
+      <w:pPr>
+        <w:spacing w:before="40"/>
+      </w:pPr>
+      <w:r>
+        <w:t>Darrel, do you want to share some of climate change in terms of what we're doing there?</w:t>
+      </w:r>
+    </w:p>
+    <w:p>
+      <w:pPr>
+        <w:spacing w:before="240"/>
+      </w:pPr>
+      <w:r>
+        <w:rPr>
+          <w:b/>
+        </w:rPr>
+        <w:t>Darrel Stickler</w:t>
+      </w:r>
+    </w:p>
+    <w:p>
+      <w:pPr>
+        <w:spacing w:before="40"/>
+      </w:pPr>
+      <w:r>
+        <w:t>Yes. Hi, everyone. In her question, Vicki highlighted climate change as a critical challenge. About climate change, the term often used increasing greenhouse gas concentrations in the atmosphere as the core of a shift. Since this is a big and complicated problem, we've taken a long-term holistic view and have divided our efforts over the last 10 years into 4 areas. These areas are operations, supply chain, products and solutions. First, our operations, we have offices in almost 500 buildings around the world in more than 90 countries. Last year, we started our third 5-year greenhouse gas reduction goal to reduce greenhouse gas emissions by 60% in absolute terms by 2022. This is against the 2007 baseline.</w:t>
+      </w:r>
+    </w:p>
+    <w:p>
+      <w:pPr>
+        <w:spacing w:before="40"/>
+      </w:pPr>
+      <w:r>
+        <w:t>So, next, in our supply chain, so we outsourced all our manufacturing and we recognized early on that we needed to address this extended operations. So our core strategy there has been to drive our supply base to report the CDP, Carbon Disclosure Project. They're the preeminent climate advocacy group in the world. And we want our suppliers to report to CDP, make their reporting public, assure their numbers, verify them, create reduction goals and pass these 4 requirements onto their supply base. We have somewhere between 85% and 100% of our suppliers now reporting to CDP and that's by spend. And the number varies depending on the vendor category. The rest of the metrics trended over time are in 4 graphs in our CSR report.</w:t>
+      </w:r>
+    </w:p>
+    <w:p>
+      <w:pPr>
+        <w:spacing w:before="40"/>
+      </w:pPr>
+      <w:r>
+        <w:t>The third area of focus is our products. And we announced our product power efficiency goal earlier this year. Kathy mentioned it on that complicated goal slide. It's a metric we've been improving for years, but we've now gone public with the goal. The current goal is to raise product power efficiency from 77% to 87% by 2022, and we're using 2016 as a baseline.</w:t>
+      </w:r>
+    </w:p>
+    <w:p>
+      <w:pPr>
+        <w:spacing w:before="40"/>
+      </w:pPr>
+      <w:r>
+        <w:t>And last is the solutions that we offer our customers to reduce their emissions, such as Cisco WebEx and TelePresence to cut travel, Cisco Connected Workplace to consolidate office space and Cisco Virtual Office to bring the network connectivity you have in the office to the employee home, so they can work. Vicki?</w:t>
       </w:r>
     </w:p>
     <w:p>
@@ -922,7 +773,7 @@
         <w:spacing w:before="40"/>
       </w:pPr>
       <w:r>
-        <w:t>Okay. So picking up on that -- sort of that ecosystem. I just want to think about another kind of ecosystem in relation to data security and privacy. And I can imagine, some of the listeners on the phone might be especially considering geopolitical considerations currently. You can see that the top has become much more important in the past few years. As the world becomes increasingly connected, hybrid, reliance on technology, while facing increasing cyber threat. Can you discuss how security, privacy and trust fits not only in the day-to-day portfolio of Cisco, but how you see it from an ESG perspective?</w:t>
+        <w:t>Okay. That's great. This is Julie again. So I'd be very curious to hear a little more about how the Cisco Networking Academy works. Do graduates of the Cisco Networking Academy become employees of the firm? Is there a pattern to how their careers develop after involvement with the Academy?</w:t>
       </w:r>
     </w:p>
     <w:p>
@@ -933,7 +784,17 @@
         <w:rPr>
           <w:b/>
         </w:rPr>
-        <w:t>Mary de Wysocki</w:t>
+        <w:t>Kathy Mulvany</w:t>
+      </w:r>
+      <w:r>
+        <w:t xml:space="preserve">   </w:t>
+      </w:r>
+      <w:r>
+        <w:rPr>
+          <w:i/>
+          <w:sz w:val="18"/>
+        </w:rPr>
+        <w:t>Former Head of Global ESG Sustainability Effort &amp; VP of Corporate Affairs</w:t>
       </w:r>
     </w:p>
     <w:p>
@@ -941,7 +802,7 @@
         <w:spacing w:before="40"/>
       </w:pPr>
       <w:r>
-        <w:t>Thank you. As part of our ESG governance, every other year, we do a full ESG materiality assessment. We did this most recently in 2021, and we identified 18 different ESG topics that are important to our stakeholders, and data security and privacy was among them. Over 85% of the world's web traffic travels across Cisco connections. Therefore, we have an important role to play in helping to ensure that our technology is made, sold and used responsibly. Privacy is more than just a compliance obligation. It is a fundamental human right and business imperative that is critical to building and maintaining customer trust.</w:t>
+        <w:t>Thank you, Vicki (sic) [ Julie ]. So with our Network Academy, again, it is just over 20 years that we launched Network Academy back in 1997. And I would say that really at that time we were thinking about as we expand globally, how do we ensure that there are people around the world that know how to use our technologies and that how can we raise all boats, right? How is this a win-win that Cisco wants to grow its business, but we also want to provide people with skills and opportunities around the world for economic empowerment and job creation. And so I would say, for the vast majority of that 20 years, we really weren't actively focused on looking at that as a talent pipeline for Cisco, not to say that they weren't many network academy students that found their way to Cisco based on the certifications that they obtained. But it's only really been in the last couple of years that we realized that maybe it's now time to have a more direct linkage of not only have they received the skills and certification, but how do we connect them to jobs, how do we provide that as service to them. However, again, as I will say, our Meraki organization as an example, 40% of their technical assistance center is staffed by former Net Acad students. We were actually thrilled to hear that, but they had already realized that this was a fantastic source of talent for them. Again, what I said is back in 2016, we decided that we wanted to make a more focused effort on connecting those students to jobs, and we launched a program called Talent Bridge, where we wanted to help actively connect their skills and qualifications based on education level, certifications, courses taken to job opportunity at Cisco as well as our channel ecosystem. We have, I think, something like 50,000-plus channel partners that get up every day to sell Cisco products and services, and they too are desperate for early in-career talent. What was interesting is when we launched Talent Bridge at the Partner Summit a year ago, I would say 85% of the partners that came into our little booth had no idea of Network Academy, have never heard of Network Academy. And frankly, a vast majority of our Net Acad students had no idea what a channel partner was or a distributor and what that meant to work with those organizations. So it was a great, sort of, win-win for us. But what we realized very quickly is that when you have a program that has almost 2 million students annually in 180 countries and you've got hundreds of channel partners, that requires an automated process to do that matching or you're just not going to scale. And so we worked within a partner to create a matching engine and that automated the connection process of, again, based on a very select set of criteria, how did we ensure that, that talent was then matched to open positions at Cisco and our channel partner ecosystem. And those partners include Ingram Micro, CDW, Presidio, Comstor, Tech Data, et cetera. But also large and small channel partners around the world say, here's an opportunity for you to connect to talent, and we're very thrilled to see the level of interest and excitement both from our employers, but also from our Net Acad students. At the end of the fiscal year, we had over 10,000 students that had registered their profile. We have more than 200 employers, who are participating in the program, and we've made over 6,000 job connections through the matching engine. We also provide a lot of career resources for students, mentoring, et cetera. And actually just this last month, we also launched Talent Bridge for veterans, so more specifically, targeted to transitioning service member and veterans.</w:t>
       </w:r>
     </w:p>
     <w:p>
@@ -949,23 +810,7 @@
         <w:spacing w:before="40"/>
       </w:pPr>
       <w:r>
-        <w:t>Cisco is now really leading the transformation to hybrid work. And that means an even bigger obligation to help ensure that our customers' data is secure as they work across multiple locations and face increasing threat.</w:t>
-      </w:r>
-    </w:p>
-    <w:p>
-      <w:pPr>
-        <w:spacing w:before="40"/>
-      </w:pPr>
-      <w:r>
-        <w:t>And with many other ES&amp;G initiatives, Cisco takes a really collaborative approach to privacy and security, partnering across both public and private sectors to help improve the world's overall cyber posture. For example, we have spearheaded agreements to share threat intelligence with selected organizations such as NATO and Interpol to jointly fight cyber crime. And we published new research and leading practices in Cisco's Trust Center to share what we've learned with the public.</w:t>
-      </w:r>
-    </w:p>
-    <w:p>
-      <w:pPr>
-        <w:spacing w:before="40"/>
-      </w:pPr>
-      <w:r>
-        <w:t>And as I said off the call with our focus on what we can do to support the citizens and individuals impacted by the Ukraine war, we've also shared much of the information from our Talus and ThousandEyes teams in terms of what they are seeing to help protect organization in Ukraine from cyber attack.</w:t>
+        <w:t>And in terms of career progression, what we found is again, sort of, those technical services roles and network administrator roles, entry-level are most frequently that first step for Net Acad students, but that usually leads to further training, more advanced certifications and more advanced roles over time. I can give you an example as part of our brand campaign, we're highlighting a student that I actually had the pleasure to meet about 8 years ago -- 6 or 8 years ago, Soso Luningo who went to University, was able to get to a nonprofit university, got her CCNA. That led to her first job in an IT department at a casino near her home, training the entire male staff on technology and networking. She then returned, became a Network Academy instructor at her university. From there, she went on to be a Cisco -- working for Cisco learning partner and actually more recently, she has joined Cisco. I can give you another example. Gerri Elliott is our Executive Vice President of Worldwide Sales and Marketing. Her Chief of Staff, Esther Ayorinde, was a Network Academy student when she was 15. And she has had a fantastic career at Cisco moving up through the sales ranks. And I also know that we have met ministers from around the world who actually were former Network Academy students. So I think the sky is the limit, and we're starting to see more and more of that given our 20-year track record.</w:t>
       </w:r>
     </w:p>
     <w:p>
@@ -994,7 +839,7 @@
         <w:spacing w:before="40"/>
       </w:pPr>
       <w:r>
-        <w:t>That's very interesting. And then in a way, I think you'll probably answer my next question, which was going to be, cybersecurity is a very fast-moving space. How do you stay on top of that very fast-moving space? And you're kind of hinting already that it's something to do with partnerships.</w:t>
+        <w:t>So that's really interesting. We've just had a suggestion that time is passing, and we're just wondering if this is a good moment to ask the operator to open to the audience for questions.</w:t>
       </w:r>
     </w:p>
     <w:p>
@@ -1005,34 +850,7 @@
         <w:rPr>
           <w:b/>
         </w:rPr>
-        <w:t>Mary de Wysocki</w:t>
-      </w:r>
-    </w:p>
-    <w:p>
-      <w:pPr>
-        <w:spacing w:before="40"/>
-      </w:pPr>
-      <w:r>
-        <w:t>Absolutely. And I think it's having such a strong focus on security. [ It just has be there ], the strong focus on security, that as the leading provider of connectivity and connections, it must be secure, and we must protect the privacy. So it really starts with our people, the brilliant engineers and teams across the company in Talus and ThousandEyes. But, as you said, cybercrime cannot be prevented or stopped alone. It does take a partnership, that public-private partnership. Public-private partnerships had been a cornerstone of how Cisco has operated since we began.</w:t>
-      </w:r>
-    </w:p>
-    <w:p>
-      <w:pPr>
-        <w:spacing w:before="40"/>
-      </w:pPr>
-      <w:r>
-        <w:t>And I think the other element is the kinds of information, what we're observing and how do we share that with the broader public. That is becoming increasingly important. Helping our employees understand, as we work from home, what does that mean? It's becoming very important to also start helping young people, even through some of our education programs, understand just even when they engage on the internet, what that looks like and how they can create synched learning environments.</w:t>
-      </w:r>
-    </w:p>
-    <w:p>
-      <w:pPr>
-        <w:spacing w:before="240"/>
-      </w:pPr>
-      <w:r>
-        <w:rPr>
-          <w:b/>
-        </w:rPr>
-        <w:t>Julie Hudson</w:t>
+        <w:t>John Roy</w:t>
       </w:r>
       <w:r>
         <w:t xml:space="preserve">   </w:t>
@@ -1050,7 +868,7 @@
         <w:spacing w:before="40"/>
       </w:pPr>
       <w:r>
-        <w:t>Excuse me sorry. Thank you very much. That was a great answer. So now, looking at the time, I'd like to hand off to David for our last question.</w:t>
+        <w:t>Absolutely. Operator?</w:t>
       </w:r>
     </w:p>
     <w:p>
@@ -1061,7 +879,29 @@
         <w:rPr>
           <w:b/>
         </w:rPr>
-        <w:t>David Vogt</w:t>
+        <w:t>Operator</w:t>
+      </w:r>
+    </w:p>
+    <w:p>
+      <w:pPr>
+        <w:spacing w:before="240"/>
+      </w:pPr>
+      <w:r>
+        <w:rPr>
+          <w:b/>
+        </w:rPr>
+        <w:t>[Operator Instructions]</w:t>
+      </w:r>
+    </w:p>
+    <w:p>
+      <w:pPr>
+        <w:spacing w:before="240"/>
+      </w:pPr>
+      <w:r>
+        <w:rPr>
+          <w:b/>
+        </w:rPr>
+        <w:t>John Roy</w:t>
       </w:r>
       <w:r>
         <w:t xml:space="preserve">   </w:t>
@@ -1079,7 +919,7 @@
         <w:spacing w:before="40"/>
       </w:pPr>
       <w:r>
-        <w:t>Thanks, Julie and thanks, Mary. So I've been getting a couple of questions in over e-mail, and I want to kind of maybe tie them together. And it just kind of -- one of them kind of goes hand-in-hand with what you just talked about from cyber. Historically, Cisco, as many people on this call probably are well aware, has been somewhat acquisitive in terms of adding capabilities and technology to the portfolio where they didn't have it in-house. Basically a buy versus  build perspective. Cyber is clearly an important part of ESG. It's an important part of what Cisco is doing going forward. Can you help us marry the two? What I mean by that is when you look at -- when Cisco looks at acquisitions or M&amp;A, is ESG a consideration in that process? That's my first question.</w:t>
+        <w:t>While we're waiting, maybe one last final question from us. So if we imagine Cisco without a CSR strategy, where would you say your kind of main businesses would still add value to the social and environmental perspective, pretty much in the normal course of business?</w:t>
       </w:r>
     </w:p>
     <w:p>
@@ -1090,7 +930,36 @@
         <w:rPr>
           <w:b/>
         </w:rPr>
-        <w:t>Julie Hudson</w:t>
+        <w:t>Kathy Mulvany</w:t>
+      </w:r>
+      <w:r>
+        <w:t xml:space="preserve">   </w:t>
+      </w:r>
+      <w:r>
+        <w:rPr>
+          <w:i/>
+          <w:sz w:val="18"/>
+        </w:rPr>
+        <w:t>Former Head of Global ESG Sustainability Effort &amp; VP of Corporate Affairs</w:t>
+      </w:r>
+    </w:p>
+    <w:p>
+      <w:pPr>
+        <w:spacing w:before="40"/>
+      </w:pPr>
+      <w:r>
+        <w:t>I would -- my perspective is that CSR today is deeply embedded into our business that we are working hand-in-hand with business functions. The work that they do on a daily basis is promoting societal and environmental impact around the world, and that we are simply here to shine a light on emerging risks and opportunities, and helping the business to be prepared to address those. The bulk of the work around our priority issues is done in the business functions, whether that be human resources in terms of talent and diversity, whether that be supply chain in terms of responsible sourcing and manufacturing, greenhouse gas reductions with factory of the future, workplace resources in terms of our energy operations, energy ops programs to reduce our environmental footprint, increase renewable energy use or engineering in terms of what are we doing to drive more product energy efficiency of our large-rack systems, what are we doing to ensure that we're leveraging technologies like IoT for more circular business models, how are we leveraging our collaboration technologies to drive -- or to reduce the need for business air travel to be able to reach colleagues around the world more effectively. So I think that we believe that CSR is deeply embedded and will only continue to be more so over time. And our hope is that one day, we won't need corporate affairs. We're really here to shine a light to drive engagement, and we see it year-over-year being more deeply embedded.</w:t>
+      </w:r>
+    </w:p>
+    <w:p>
+      <w:pPr>
+        <w:spacing w:before="240"/>
+      </w:pPr>
+      <w:r>
+        <w:rPr>
+          <w:b/>
+        </w:rPr>
+        <w:t>John Roy</w:t>
       </w:r>
       <w:r>
         <w:t xml:space="preserve">   </w:t>
@@ -1108,23 +977,7 @@
         <w:spacing w:before="40"/>
       </w:pPr>
       <w:r>
-        <w:t>Yes. We think -- I believe Chuck, in our most recent Cisco earning call, really talked to this point as well. And we really base our decisions first and foremost on a strategic fit. How is -- whether it's an acquisition or investment, fitting into our strategy. Secondly and critically, we look at the cultural fit. But equally important, that cultural fit, we find it just as critical as doing the financial or valuation analysis fit.</w:t>
-      </w:r>
-    </w:p>
-    <w:p>
-      <w:pPr>
-        <w:spacing w:before="40"/>
-      </w:pPr>
-      <w:r>
-        <w:t>I think if you look at some of the most recent acquisitions, they've been in software and in the security space. So in some ways, when you think about software, there is not as -- you won't see the emissions consideration in software, although the software might provide us with the ability to monitor or manage different elements of our products. So I do think that we look at our acquisitions and investments across a number of spectrums that is driving the financial valuation culturally, value. But everything still must align to that purpose. And it really is critical for us in terms of improving data privacy and security, such a material topic and why you've seen some of the investments to date.</w:t>
-      </w:r>
-    </w:p>
-    <w:p>
-      <w:pPr>
-        <w:spacing w:before="40"/>
-      </w:pPr>
-      <w:r>
-        <w:t>And they, to me, bring value to our ESG efforts in terms of increasing our use of Software-as-a-Service, which reduces emisson, but at the same time, ensuring a secure connection that kind of bridging that transformation to the both digital and green world.</w:t>
+        <w:t>So the business unit managers really see the value here sans any type of corporate strategy?</w:t>
       </w:r>
     </w:p>
     <w:p>
@@ -1135,7 +988,36 @@
         <w:rPr>
           <w:b/>
         </w:rPr>
-        <w:t>David Vogt</w:t>
+        <w:t>Kathy Mulvany</w:t>
+      </w:r>
+      <w:r>
+        <w:t xml:space="preserve">   </w:t>
+      </w:r>
+      <w:r>
+        <w:rPr>
+          <w:i/>
+          <w:sz w:val="18"/>
+        </w:rPr>
+        <w:t>Former Head of Global ESG Sustainability Effort &amp; VP of Corporate Affairs</w:t>
+      </w:r>
+    </w:p>
+    <w:p>
+      <w:pPr>
+        <w:spacing w:before="40"/>
+      </w:pPr>
+      <w:r>
+        <w:t>I'm sorry. Can you repeat that, John?</w:t>
+      </w:r>
+    </w:p>
+    <w:p>
+      <w:pPr>
+        <w:spacing w:before="240"/>
+      </w:pPr>
+      <w:r>
+        <w:rPr>
+          <w:b/>
+        </w:rPr>
+        <w:t>John Roy</w:t>
       </w:r>
       <w:r>
         <w:t xml:space="preserve">   </w:t>
@@ -1153,7 +1035,7 @@
         <w:spacing w:before="40"/>
       </w:pPr>
       <w:r>
-        <w:t>Great. No, that's helpful. And then maybe, just to tie it all together, some of the questions, and I'm going to try to pull a bunch of questions together here, is when you look at the success that you've had from an ESG perspective, when you look across the technology landscape, whether it's competitors, potential targets for acquisitions, how is your success in ESG played in the marketplace? And what -- I guess, what the question, I guess, is boiling down is, from a competitive perspective, has it led to better relationships and/or customer wins? Does it put you in the driver's seat in your view in terms of acquisitions that may be a strategic fit? Are you seeing more and more of your partners, whether it's customers, potential acquisitions, however you want to define partners, increasingly care more about what you're doing with ESG and view it as a source of advantage for Cisco?</w:t>
+        <w:t>Sure. So it's kind of like the business unit managers across the globe in all the different units really do see the different values regardless of whether this is a corporate push forward or not?</w:t>
       </w:r>
     </w:p>
     <w:p>
@@ -1164,7 +1046,17 @@
         <w:rPr>
           <w:b/>
         </w:rPr>
-        <w:t>Mary de Wysocki</w:t>
+        <w:t>Kathy Mulvany</w:t>
+      </w:r>
+      <w:r>
+        <w:t xml:space="preserve">   </w:t>
+      </w:r>
+      <w:r>
+        <w:rPr>
+          <w:i/>
+          <w:sz w:val="18"/>
+        </w:rPr>
+        <w:t>Former Head of Global ESG Sustainability Effort &amp; VP of Corporate Affairs</w:t>
       </w:r>
     </w:p>
     <w:p>
@@ -1172,25 +1064,7 @@
         <w:spacing w:before="40"/>
       </w:pPr>
       <w:r>
-        <w:t xml:space="preserve">Yes. Thank you. I would say it's one of the top focus areas and questions we receive, whether it's from employees who are seeking to work with Cisco, or our partners or our customers. They are asking those questions, our point of view on various ES&amp;G topics. What have we committed to; importantly? How are we measuring progress against those commitments. </w:t>
-        <w:tab/>
-        <w:t>?</w:t>
-      </w:r>
-    </w:p>
-    <w:p>
-      <w:pPr>
-        <w:spacing w:before="40"/>
-      </w:pPr>
-      <w:r>
-        <w:t>So I do see it as a critical decision factor of whether an employee chooses to work with Cisco or a partner or a customer who also see ES&amp;G as critical to their company strategy. We're finding more customers wanting to partner with us on how do we really advance some of the more thorny topics, where we can pilot and then really engage in learning to really identify where, for example, circularity is working. Where do we need to invest more innovation and to really push the envelope to understand how we create that entry, that world where everyone can thrive. It's very inclusive that we have secured the planet. All of that is now part of most of our conversations with our customers.</w:t>
-      </w:r>
-    </w:p>
-    <w:p>
-      <w:pPr>
-        <w:spacing w:before="40"/>
-      </w:pPr>
-      <w:r>
-        <w:t>So I do think you're going to see some really exciting partnerships in the future as we've done in the past. I think what is unique about Cisco is having really focus in this space. I think our first report, our first CSR report was right back in 2005, and that's when we -- actually, we're already reporting on our supply chain as well as our energy efficiency. And then I think taking a really planful approach of what can we achieve in the next 5 years. What is our ambition? How do we measure it. I think that gives the confidence that not only are we going to be audacious in terms of driving this digital and green transformation, but we want it to be very inclusive. And we're also going to be transparent in what works and what isn't, because those successes, though important, sometimes it's the learning of where we strive to make a dramatic change, maybe fell short that I think helps all of us learn and therefore, collectively reap some of the critical elements, whether it is net zero by 2050 or where we can have a world where we don't need social justice initiatives going forward.</w:t>
+        <w:t>Right. I don't think that if you said we would go away and it would all stop. I believe that they see that there is significant business opportunity with this work, whether it be reducing costs, driving efficiency and also, finding frankly, new opportunities for revenue growth and driving stronger relationships with our customers and partners around the world. So I believe that they more and more are seeing the value. I think that Chuck sees that. We see that in terms of how vocal he has become. And I think that what -- we believe there continues to be opportunity. We're not perfect and this is a journey. More opportunity for even more engagement across the business. But no, I do not think that this would all just go away and -- but this is not only a competitive differentiator for Cisco, it's a business imperative. It's not a nice to do, it's a must do act for us as an organization and the sustainability of our business over time.</w:t>
       </w:r>
     </w:p>
     <w:p>
@@ -1201,7 +1075,7 @@
         <w:rPr>
           <w:b/>
         </w:rPr>
-        <w:t>David Vogt</w:t>
+        <w:t>John Roy</w:t>
       </w:r>
       <w:r>
         <w:t xml:space="preserve">   </w:t>
@@ -1219,7 +1093,7 @@
         <w:spacing w:before="40"/>
       </w:pPr>
       <w:r>
-        <w:t>Great. No, that's helpful. And so Mary, I just -- maybe, we'll stop there on our end. I'd like to give my participants a chance to leave the audience with something that we might not have covered or what the key takeaway is in your perspective. So if you have anything that you want to add, the floor is yours. And if not, I just want to thank you again for your time today. This has been incredibly informative and helpful for all our investors.</w:t>
+        <w:t>Well, great. I see we're pretty much near the end at this point. Everyone, investors, speakers, thank you so much for spending the time with us. If you have any questions, feel free to give us a ring. We can put you in touch with the appropriate people to get answers to your questions. With that, have a great holiday. And we'll talk to you soon. Thank you so much.</w:t>
       </w:r>
     </w:p>
     <w:p>
@@ -1230,7 +1104,7 @@
         <w:rPr>
           <w:b/>
         </w:rPr>
-        <w:t>Mary de Wysocki</w:t>
+        <w:t>Operator</w:t>
       </w:r>
     </w:p>
     <w:p>
@@ -1238,113 +1112,7 @@
         <w:spacing w:before="40"/>
       </w:pPr>
       <w:r>
-        <w:t>Thank you. I think I'd just build on your last question, which is ESG is such a critical area for the world. And I think private sector companies place such a strong role in really creating this inclusive future for all. But the more that we are transparent in terms of what it is we're committing to, how we measure our milestones, the ability for us to share that information. I think that, that will provide investors clarity in terms of what companies are doing in this space, and really, the ability for investors to understand how critical it is to our strategy. And that it's not just [indiscernible], that it really is backed up by multiyear investment underpinned by rigorous evaluation and the sharing of both what is working and not.</w:t>
-      </w:r>
-    </w:p>
-    <w:p>
-      <w:pPr>
-        <w:spacing w:before="240"/>
-      </w:pPr>
-      <w:r>
-        <w:rPr>
-          <w:b/>
-        </w:rPr>
-        <w:t>David Vogt</w:t>
-      </w:r>
-      <w:r>
-        <w:t xml:space="preserve">   </w:t>
-      </w:r>
-      <w:r>
-        <w:rPr>
-          <w:i/>
-          <w:sz w:val="18"/>
-        </w:rPr>
-        <w:t>UBS Investment Bank</w:t>
-      </w:r>
-    </w:p>
-    <w:p>
-      <w:pPr>
-        <w:spacing w:before="40"/>
-      </w:pPr>
-      <w:r>
-        <w:t>Great. Thank you for that summary. We appreciate that. So I think we'll just end it there. And so on behalf of my colleagues, Shneur and Julie, we thank you again for your time. And Emily, thank you for helping arrange this as well. And so if anyone has any follow-up questions, please feel free to reach out to us at UBS. We can point you in the right direction at Cisco.</w:t>
-      </w:r>
-    </w:p>
-    <w:p>
-      <w:pPr>
-        <w:spacing w:before="40"/>
-      </w:pPr>
-      <w:r>
-        <w:t>So again, Mary, thank you again for your time. This has been incredibly informative. And good luck on your initiatives, and we will speak soon.</w:t>
-      </w:r>
-    </w:p>
-    <w:p>
-      <w:pPr>
-        <w:spacing w:before="240"/>
-      </w:pPr>
-      <w:r>
-        <w:rPr>
-          <w:b/>
-        </w:rPr>
-        <w:t>Mary de Wysocki</w:t>
-      </w:r>
-    </w:p>
-    <w:p>
-      <w:pPr>
-        <w:spacing w:before="240"/>
-      </w:pPr>
-      <w:r>
-        <w:rPr>
-          <w:b/>
-        </w:rPr>
-        <w:t>David Vogt</w:t>
-      </w:r>
-      <w:r>
-        <w:t xml:space="preserve">   </w:t>
-      </w:r>
-      <w:r>
-        <w:rPr>
-          <w:i/>
-          <w:sz w:val="18"/>
-        </w:rPr>
-        <w:t>UBS Investment Bank</w:t>
-      </w:r>
-    </w:p>
-    <w:p>
-      <w:pPr>
-        <w:spacing w:before="40"/>
-      </w:pPr>
-      <w:r>
-        <w:t>Thanks, everyone, for joining.</w:t>
-      </w:r>
-    </w:p>
-    <w:p>
-      <w:pPr>
-        <w:spacing w:before="240"/>
-      </w:pPr>
-      <w:r>
-        <w:rPr>
-          <w:b/>
-        </w:rPr>
-        <w:t>Shneur Gershuni</w:t>
-      </w:r>
-      <w:r>
-        <w:t xml:space="preserve">   </w:t>
-      </w:r>
-      <w:r>
-        <w:rPr>
-          <w:i/>
-          <w:sz w:val="18"/>
-        </w:rPr>
-        <w:t>UBS Investment Bank</w:t>
-      </w:r>
-    </w:p>
-    <w:p>
-      <w:pPr>
-        <w:spacing w:before="40"/>
-      </w:pPr>
-      <w:r>
-        <w:t>Thank you.</w:t>
+        <w:t>Ladies and gentlemen, that does conclude the conference call for today. We thank you for your participation, and we ask that you please disconnect your line.</w:t>
       </w:r>
     </w:p>
     <w:sectPr>
